--- a/flow/20230927_hours/drafts/2024-04-u/05.04.docx
+++ b/flow/20230927_hours/drafts/2024-04-u/05.04.docx
@@ -83,17 +83,287 @@
     </w:p>
     <w:p>
       <w:pPr>
-        <w:rPr>
-          <w:rFonts w:ascii="Times New Roman" w:hAnsi="Times New Roman"/>
-          <w:sz w:val="24"/>
-        </w:rPr>
-      </w:pPr>
-      <w:r>
-        <w:rPr>
-          <w:rFonts w:ascii="Times New Roman" w:hAnsi="Times New Roman"/>
-          <w:sz w:val="24"/>
-        </w:rPr>
-        <w:t>Царю небесний, утішителю, Душе істини,* що всюди єси і все наповняєш,* скарбе дібр і життя подателю,* прийди і вселися в нас,* і очисти нас від усякої скверни,* і спаси, Благий, душі наші.</w:t>
+        <w:pStyle w:val="a"/>
+      </w:pPr>
+      <w:r>
+        <w:rPr>
+          <w:rFonts w:ascii="Times New Roman" w:hAnsi="Times New Roman"/>
+          <w:sz w:val="24"/>
+        </w:rPr>
+        <w:t>Ца́рю</w:t>
+      </w:r>
+      <w:r>
+        <w:rPr>
+          <w:rFonts w:ascii="Times New Roman" w:hAnsi="Times New Roman"/>
+          <w:sz w:val="24"/>
+        </w:rPr>
+        <w:t xml:space="preserve"> </w:t>
+      </w:r>
+      <w:r>
+        <w:rPr>
+          <w:rFonts w:ascii="Times New Roman" w:hAnsi="Times New Roman"/>
+          <w:sz w:val="24"/>
+        </w:rPr>
+        <w:t>небе́сний</w:t>
+      </w:r>
+      <w:r>
+        <w:rPr>
+          <w:rFonts w:ascii="Times New Roman" w:hAnsi="Times New Roman"/>
+          <w:sz w:val="24"/>
+        </w:rPr>
+        <w:t xml:space="preserve">, </w:t>
+      </w:r>
+      <w:r>
+        <w:rPr>
+          <w:rFonts w:ascii="Times New Roman" w:hAnsi="Times New Roman"/>
+          <w:sz w:val="24"/>
+        </w:rPr>
+        <w:t>утіши́телю</w:t>
+      </w:r>
+      <w:r>
+        <w:rPr>
+          <w:rFonts w:ascii="Times New Roman" w:hAnsi="Times New Roman"/>
+          <w:sz w:val="24"/>
+        </w:rPr>
+        <w:t xml:space="preserve">, </w:t>
+      </w:r>
+      <w:r>
+        <w:rPr>
+          <w:rFonts w:ascii="Times New Roman" w:hAnsi="Times New Roman"/>
+          <w:sz w:val="24"/>
+        </w:rPr>
+        <w:t>Ду́ше</w:t>
+      </w:r>
+      <w:r>
+        <w:rPr>
+          <w:rFonts w:ascii="Times New Roman" w:hAnsi="Times New Roman"/>
+          <w:sz w:val="24"/>
+        </w:rPr>
+        <w:t xml:space="preserve"> íстини,</w:t>
+      </w:r>
+      <w:r>
+        <w:rPr>
+          <w:rFonts w:ascii="Times New Roman" w:hAnsi="Times New Roman"/>
+          <w:sz w:val="24"/>
+        </w:rPr>
+        <w:t>*</w:t>
+      </w:r>
+      <w:r>
+        <w:rPr>
+          <w:rFonts w:ascii="Times New Roman" w:hAnsi="Times New Roman"/>
+          <w:sz w:val="24"/>
+        </w:rPr>
+        <w:t xml:space="preserve"> що </w:t>
+      </w:r>
+      <w:r>
+        <w:rPr>
+          <w:rFonts w:ascii="Times New Roman" w:hAnsi="Times New Roman"/>
+          <w:sz w:val="24"/>
+        </w:rPr>
+        <w:t>всю́ди</w:t>
+      </w:r>
+      <w:r>
+        <w:rPr>
+          <w:rFonts w:ascii="Times New Roman" w:hAnsi="Times New Roman"/>
+          <w:sz w:val="24"/>
+        </w:rPr>
+        <w:t xml:space="preserve"> єси́ і все </w:t>
+      </w:r>
+      <w:r>
+        <w:rPr>
+          <w:rFonts w:ascii="Times New Roman" w:hAnsi="Times New Roman"/>
+          <w:sz w:val="24"/>
+        </w:rPr>
+        <w:t>наповня́єш</w:t>
+      </w:r>
+      <w:r>
+        <w:rPr>
+          <w:rFonts w:ascii="Times New Roman" w:hAnsi="Times New Roman"/>
+          <w:sz w:val="24"/>
+        </w:rPr>
+        <w:t>,</w:t>
+      </w:r>
+      <w:r>
+        <w:rPr>
+          <w:rFonts w:ascii="Times New Roman" w:hAnsi="Times New Roman"/>
+          <w:sz w:val="24"/>
+        </w:rPr>
+        <w:t>*</w:t>
+      </w:r>
+      <w:r>
+        <w:rPr>
+          <w:rFonts w:ascii="Times New Roman" w:hAnsi="Times New Roman"/>
+          <w:sz w:val="24"/>
+        </w:rPr>
+        <w:t xml:space="preserve"> </w:t>
+      </w:r>
+      <w:r>
+        <w:rPr>
+          <w:rFonts w:ascii="Times New Roman" w:hAnsi="Times New Roman"/>
+          <w:sz w:val="24"/>
+        </w:rPr>
+        <w:t>скарбни́це</w:t>
+      </w:r>
+      <w:r>
+        <w:rPr>
+          <w:rFonts w:ascii="Times New Roman" w:hAnsi="Times New Roman"/>
+          <w:sz w:val="24"/>
+        </w:rPr>
+        <w:t xml:space="preserve"> благ і життя́ </w:t>
+      </w:r>
+      <w:r>
+        <w:rPr>
+          <w:rFonts w:ascii="Times New Roman" w:hAnsi="Times New Roman"/>
+          <w:sz w:val="24"/>
+        </w:rPr>
+        <w:t>пода́телю</w:t>
+      </w:r>
+      <w:r>
+        <w:rPr>
+          <w:rFonts w:ascii="Times New Roman" w:hAnsi="Times New Roman"/>
+          <w:sz w:val="24"/>
+        </w:rPr>
+        <w:t>,</w:t>
+      </w:r>
+      <w:r>
+        <w:rPr>
+          <w:rFonts w:ascii="Times New Roman" w:hAnsi="Times New Roman"/>
+          <w:sz w:val="24"/>
+        </w:rPr>
+        <w:t>*</w:t>
+      </w:r>
+      <w:r>
+        <w:rPr>
+          <w:rFonts w:ascii="Times New Roman" w:hAnsi="Times New Roman"/>
+          <w:sz w:val="24"/>
+        </w:rPr>
+        <w:t xml:space="preserve"> прийди́, і </w:t>
+      </w:r>
+      <w:r>
+        <w:rPr>
+          <w:rFonts w:ascii="Times New Roman" w:hAnsi="Times New Roman"/>
+          <w:sz w:val="24"/>
+        </w:rPr>
+        <w:t>всели́ся</w:t>
+      </w:r>
+      <w:r>
+        <w:rPr>
+          <w:rFonts w:ascii="Times New Roman" w:hAnsi="Times New Roman"/>
+          <w:sz w:val="24"/>
+        </w:rPr>
+        <w:t xml:space="preserve"> в нас,</w:t>
+      </w:r>
+      <w:r>
+        <w:rPr>
+          <w:rFonts w:ascii="Times New Roman" w:hAnsi="Times New Roman"/>
+          <w:sz w:val="24"/>
+        </w:rPr>
+        <w:t>*</w:t>
+      </w:r>
+      <w:r>
+        <w:rPr>
+          <w:rFonts w:ascii="Times New Roman" w:hAnsi="Times New Roman"/>
+          <w:sz w:val="24"/>
+        </w:rPr>
+        <w:t xml:space="preserve"> і </w:t>
+      </w:r>
+      <w:r>
+        <w:rPr>
+          <w:rFonts w:ascii="Times New Roman" w:hAnsi="Times New Roman"/>
+          <w:sz w:val="24"/>
+        </w:rPr>
+        <w:t>очи́сти</w:t>
+      </w:r>
+      <w:r>
+        <w:rPr>
+          <w:rFonts w:ascii="Times New Roman" w:hAnsi="Times New Roman"/>
+          <w:sz w:val="24"/>
+        </w:rPr>
+        <w:t xml:space="preserve"> нас від </w:t>
+      </w:r>
+      <w:r>
+        <w:rPr>
+          <w:rFonts w:ascii="Times New Roman" w:hAnsi="Times New Roman"/>
+          <w:sz w:val="24"/>
+        </w:rPr>
+        <w:t>уся́кої</w:t>
+      </w:r>
+      <w:r>
+        <w:rPr>
+          <w:rFonts w:ascii="Times New Roman" w:hAnsi="Times New Roman"/>
+          <w:sz w:val="24"/>
+        </w:rPr>
+        <w:t xml:space="preserve"> </w:t>
+      </w:r>
+      <w:r>
+        <w:rPr>
+          <w:rFonts w:ascii="Times New Roman" w:hAnsi="Times New Roman"/>
+          <w:sz w:val="24"/>
+        </w:rPr>
+        <w:t>скве́рни</w:t>
+      </w:r>
+      <w:r>
+        <w:rPr>
+          <w:rFonts w:ascii="Times New Roman" w:hAnsi="Times New Roman"/>
+          <w:sz w:val="24"/>
+        </w:rPr>
+        <w:t>,</w:t>
+      </w:r>
+      <w:r>
+        <w:rPr>
+          <w:rFonts w:ascii="Times New Roman" w:hAnsi="Times New Roman"/>
+          <w:sz w:val="24"/>
+        </w:rPr>
+        <w:t>*</w:t>
+      </w:r>
+      <w:r>
+        <w:rPr>
+          <w:rFonts w:ascii="Times New Roman" w:hAnsi="Times New Roman"/>
+          <w:sz w:val="24"/>
+        </w:rPr>
+        <w:t xml:space="preserve"> і спаси́, </w:t>
+      </w:r>
+      <w:r>
+        <w:rPr>
+          <w:rFonts w:ascii="Times New Roman" w:hAnsi="Times New Roman"/>
+          <w:sz w:val="24"/>
+        </w:rPr>
+        <w:t>благи́й</w:t>
+      </w:r>
+      <w:r>
+        <w:rPr>
+          <w:rFonts w:ascii="Times New Roman" w:hAnsi="Times New Roman"/>
+          <w:sz w:val="24"/>
+        </w:rPr>
+        <w:t xml:space="preserve">, </w:t>
+      </w:r>
+      <w:r>
+        <w:rPr>
+          <w:rFonts w:ascii="Times New Roman" w:hAnsi="Times New Roman"/>
+          <w:sz w:val="24"/>
+        </w:rPr>
+        <w:t>ду́ші</w:t>
+      </w:r>
+      <w:r>
+        <w:rPr>
+          <w:rFonts w:ascii="Times New Roman" w:hAnsi="Times New Roman"/>
+          <w:sz w:val="24"/>
+        </w:rPr>
+        <w:t xml:space="preserve"> </w:t>
+      </w:r>
+      <w:r>
+        <w:rPr>
+          <w:rFonts w:ascii="Times New Roman" w:hAnsi="Times New Roman"/>
+          <w:sz w:val="24"/>
+        </w:rPr>
+        <w:t>на́ші</w:t>
+      </w:r>
+      <w:r>
+        <w:rPr>
+          <w:rFonts w:ascii="Times New Roman" w:hAnsi="Times New Roman"/>
+          <w:sz w:val="24"/>
+        </w:rPr>
+        <w:t>.</w:t>
       </w:r>
     </w:p>
     <w:p>
@@ -1922,30 +2192,186 @@
     </w:p>
     <w:p>
       <w:pPr>
-        <w:rPr>
-          <w:rFonts w:ascii="Times New Roman" w:hAnsi="Times New Roman"/>
-          <w:i/>
-          <w:iCs/>
-          <w:color w:val="FF0000"/>
-          <w:sz w:val="24"/>
-        </w:rPr>
-      </w:pPr>
-      <w:r>
-        <w:rPr>
-          <w:rFonts w:ascii="Times New Roman" w:hAnsi="Times New Roman"/>
-          <w:sz w:val="24"/>
-        </w:rPr>
-        <w:t xml:space="preserve">Боже, милостивий будь мені грішному! Боже, очисти мої гріхи і помилуй мене! Без числа нагрішив я, Господи, прости мені! </w:t>
-      </w:r>
-      <w:r>
-        <w:rPr>
-          <w:rFonts w:ascii="Times New Roman" w:hAnsi="Times New Roman"/>
-          <w:i/>
-          <w:iCs/>
-          <w:color w:val="FF0000"/>
-          <w:sz w:val="24"/>
-        </w:rPr>
-        <w:t>(12 малих поклонів).</w:t>
+        <w:pStyle w:val="a"/>
+      </w:pPr>
+      <w:r>
+        <w:rPr>
+          <w:rFonts w:ascii="Times New Roman" w:hAnsi="Times New Roman"/>
+          <w:sz w:val="24"/>
+        </w:rPr>
+        <w:t>Бо́же</w:t>
+      </w:r>
+      <w:r>
+        <w:rPr>
+          <w:rFonts w:ascii="Times New Roman" w:hAnsi="Times New Roman"/>
+          <w:sz w:val="24"/>
+        </w:rPr>
+        <w:t xml:space="preserve">, будь </w:t>
+      </w:r>
+      <w:r>
+        <w:rPr>
+          <w:rFonts w:ascii="Times New Roman" w:hAnsi="Times New Roman"/>
+          <w:sz w:val="24"/>
+        </w:rPr>
+        <w:t>милости́вим</w:t>
+      </w:r>
+      <w:r>
+        <w:rPr>
+          <w:rFonts w:ascii="Times New Roman" w:hAnsi="Times New Roman"/>
+          <w:sz w:val="24"/>
+        </w:rPr>
+        <w:t xml:space="preserve"> до </w:t>
+      </w:r>
+      <w:r>
+        <w:rPr>
+          <w:rFonts w:ascii="Times New Roman" w:hAnsi="Times New Roman"/>
+          <w:sz w:val="24"/>
+        </w:rPr>
+        <w:t>ме́не</w:t>
+      </w:r>
+      <w:r>
+        <w:rPr>
+          <w:rFonts w:ascii="Times New Roman" w:hAnsi="Times New Roman"/>
+          <w:sz w:val="24"/>
+        </w:rPr>
+        <w:t xml:space="preserve">, </w:t>
+      </w:r>
+      <w:r>
+        <w:rPr>
+          <w:rFonts w:ascii="Times New Roman" w:hAnsi="Times New Roman"/>
+          <w:sz w:val="24"/>
+        </w:rPr>
+        <w:t>грі́шного</w:t>
+      </w:r>
+      <w:r>
+        <w:rPr>
+          <w:rFonts w:ascii="Times New Roman" w:hAnsi="Times New Roman"/>
+          <w:sz w:val="24"/>
+        </w:rPr>
+        <w:t>.</w:t>
+      </w:r>
+      <w:r>
+        <w:rPr>
+          <w:rFonts w:ascii="Times New Roman" w:hAnsi="Times New Roman"/>
+          <w:sz w:val="24"/>
+        </w:rPr>
+        <w:t xml:space="preserve"> </w:t>
+      </w:r>
+      <w:r>
+        <w:rPr>
+          <w:rFonts w:ascii="Times New Roman" w:hAnsi="Times New Roman"/>
+          <w:sz w:val="24"/>
+        </w:rPr>
+        <w:t>Бо́же</w:t>
+      </w:r>
+      <w:r>
+        <w:rPr>
+          <w:rFonts w:ascii="Times New Roman" w:hAnsi="Times New Roman"/>
+          <w:sz w:val="24"/>
+        </w:rPr>
+        <w:t xml:space="preserve">, </w:t>
+      </w:r>
+      <w:r>
+        <w:rPr>
+          <w:rFonts w:ascii="Times New Roman" w:hAnsi="Times New Roman"/>
+          <w:sz w:val="24"/>
+        </w:rPr>
+        <w:t>очи́сти</w:t>
+      </w:r>
+      <w:r>
+        <w:rPr>
+          <w:rFonts w:ascii="Times New Roman" w:hAnsi="Times New Roman"/>
+          <w:sz w:val="24"/>
+        </w:rPr>
+        <w:t xml:space="preserve"> мої́ гріхи́ і </w:t>
+      </w:r>
+      <w:r>
+        <w:rPr>
+          <w:rFonts w:ascii="Times New Roman" w:hAnsi="Times New Roman"/>
+          <w:sz w:val="24"/>
+        </w:rPr>
+        <w:t>поми́луй</w:t>
+      </w:r>
+      <w:r>
+        <w:rPr>
+          <w:rFonts w:ascii="Times New Roman" w:hAnsi="Times New Roman"/>
+          <w:sz w:val="24"/>
+        </w:rPr>
+        <w:t xml:space="preserve"> мене́.</w:t>
+      </w:r>
+      <w:r>
+        <w:rPr>
+          <w:rFonts w:ascii="Times New Roman" w:hAnsi="Times New Roman"/>
+          <w:sz w:val="24"/>
+        </w:rPr>
+        <w:t xml:space="preserve"> </w:t>
+      </w:r>
+      <w:r>
+        <w:rPr>
+          <w:rFonts w:ascii="Times New Roman" w:hAnsi="Times New Roman"/>
+          <w:sz w:val="24"/>
+        </w:rPr>
+        <w:t xml:space="preserve">Без числа́ </w:t>
+      </w:r>
+      <w:r>
+        <w:rPr>
+          <w:rFonts w:ascii="Times New Roman" w:hAnsi="Times New Roman"/>
+          <w:sz w:val="24"/>
+        </w:rPr>
+        <w:t>нагріши́в</w:t>
+      </w:r>
+      <w:r>
+        <w:rPr>
+          <w:rFonts w:ascii="Times New Roman" w:hAnsi="Times New Roman"/>
+          <w:sz w:val="24"/>
+        </w:rPr>
+        <w:t xml:space="preserve"> я, </w:t>
+      </w:r>
+      <w:r>
+        <w:rPr>
+          <w:rFonts w:ascii="Times New Roman" w:hAnsi="Times New Roman"/>
+          <w:sz w:val="24"/>
+        </w:rPr>
+        <w:t>Го́споди</w:t>
+      </w:r>
+      <w:r>
+        <w:rPr>
+          <w:rFonts w:ascii="Times New Roman" w:hAnsi="Times New Roman"/>
+          <w:sz w:val="24"/>
+        </w:rPr>
+        <w:t>, прости́ мені́</w:t>
+      </w:r>
+      <w:r>
+        <w:rPr>
+          <w:rFonts w:ascii="Times New Roman" w:hAnsi="Times New Roman"/>
+          <w:sz w:val="24"/>
+        </w:rPr>
+        <w:t xml:space="preserve">. </w:t>
+      </w:r>
+      <w:r>
+        <w:rPr>
+          <w:rFonts w:ascii="Times New Roman" w:hAnsi="Times New Roman"/>
+          <w:color w:val="FF0000"/>
+          <w:sz w:val="24"/>
+        </w:rPr>
+        <w:t>(</w:t>
+      </w:r>
+      <w:r>
+        <w:rPr>
+          <w:rFonts w:ascii="Times New Roman" w:hAnsi="Times New Roman"/>
+          <w:i/>
+          <w:color w:val="FF0000"/>
+          <w:sz w:val="24"/>
+        </w:rPr>
+        <w:t>12 малих поклонів</w:t>
+      </w:r>
+      <w:r>
+        <w:rPr>
+          <w:rFonts w:ascii="Times New Roman" w:hAnsi="Times New Roman"/>
+          <w:color w:val="FF0000"/>
+          <w:sz w:val="24"/>
+        </w:rPr>
+        <w:t>)</w:t>
       </w:r>
     </w:p>
     <w:p>
@@ -2472,17 +2898,287 @@
     </w:p>
     <w:p>
       <w:pPr>
-        <w:rPr>
-          <w:rFonts w:ascii="Times New Roman" w:hAnsi="Times New Roman"/>
-          <w:sz w:val="24"/>
-        </w:rPr>
-      </w:pPr>
-      <w:r>
-        <w:rPr>
-          <w:rFonts w:ascii="Times New Roman" w:hAnsi="Times New Roman"/>
-          <w:sz w:val="24"/>
-        </w:rPr>
-        <w:t>Царю небесний, утішителю, Душе істини,* що всюди єси і все наповняєш,* скарбе дібр і життя подателю,* прийди і вселися в нас,* і очисти нас від усякої скверни,* і спаси, Благий, душі наші.</w:t>
+        <w:pStyle w:val="a"/>
+      </w:pPr>
+      <w:r>
+        <w:rPr>
+          <w:rFonts w:ascii="Times New Roman" w:hAnsi="Times New Roman"/>
+          <w:sz w:val="24"/>
+        </w:rPr>
+        <w:t>Ца́рю</w:t>
+      </w:r>
+      <w:r>
+        <w:rPr>
+          <w:rFonts w:ascii="Times New Roman" w:hAnsi="Times New Roman"/>
+          <w:sz w:val="24"/>
+        </w:rPr>
+        <w:t xml:space="preserve"> </w:t>
+      </w:r>
+      <w:r>
+        <w:rPr>
+          <w:rFonts w:ascii="Times New Roman" w:hAnsi="Times New Roman"/>
+          <w:sz w:val="24"/>
+        </w:rPr>
+        <w:t>небе́сний</w:t>
+      </w:r>
+      <w:r>
+        <w:rPr>
+          <w:rFonts w:ascii="Times New Roman" w:hAnsi="Times New Roman"/>
+          <w:sz w:val="24"/>
+        </w:rPr>
+        <w:t xml:space="preserve">, </w:t>
+      </w:r>
+      <w:r>
+        <w:rPr>
+          <w:rFonts w:ascii="Times New Roman" w:hAnsi="Times New Roman"/>
+          <w:sz w:val="24"/>
+        </w:rPr>
+        <w:t>утіши́телю</w:t>
+      </w:r>
+      <w:r>
+        <w:rPr>
+          <w:rFonts w:ascii="Times New Roman" w:hAnsi="Times New Roman"/>
+          <w:sz w:val="24"/>
+        </w:rPr>
+        <w:t xml:space="preserve">, </w:t>
+      </w:r>
+      <w:r>
+        <w:rPr>
+          <w:rFonts w:ascii="Times New Roman" w:hAnsi="Times New Roman"/>
+          <w:sz w:val="24"/>
+        </w:rPr>
+        <w:t>Ду́ше</w:t>
+      </w:r>
+      <w:r>
+        <w:rPr>
+          <w:rFonts w:ascii="Times New Roman" w:hAnsi="Times New Roman"/>
+          <w:sz w:val="24"/>
+        </w:rPr>
+        <w:t xml:space="preserve"> íстини,</w:t>
+      </w:r>
+      <w:r>
+        <w:rPr>
+          <w:rFonts w:ascii="Times New Roman" w:hAnsi="Times New Roman"/>
+          <w:sz w:val="24"/>
+        </w:rPr>
+        <w:t>*</w:t>
+      </w:r>
+      <w:r>
+        <w:rPr>
+          <w:rFonts w:ascii="Times New Roman" w:hAnsi="Times New Roman"/>
+          <w:sz w:val="24"/>
+        </w:rPr>
+        <w:t xml:space="preserve"> що </w:t>
+      </w:r>
+      <w:r>
+        <w:rPr>
+          <w:rFonts w:ascii="Times New Roman" w:hAnsi="Times New Roman"/>
+          <w:sz w:val="24"/>
+        </w:rPr>
+        <w:t>всю́ди</w:t>
+      </w:r>
+      <w:r>
+        <w:rPr>
+          <w:rFonts w:ascii="Times New Roman" w:hAnsi="Times New Roman"/>
+          <w:sz w:val="24"/>
+        </w:rPr>
+        <w:t xml:space="preserve"> єси́ і все </w:t>
+      </w:r>
+      <w:r>
+        <w:rPr>
+          <w:rFonts w:ascii="Times New Roman" w:hAnsi="Times New Roman"/>
+          <w:sz w:val="24"/>
+        </w:rPr>
+        <w:t>наповня́єш</w:t>
+      </w:r>
+      <w:r>
+        <w:rPr>
+          <w:rFonts w:ascii="Times New Roman" w:hAnsi="Times New Roman"/>
+          <w:sz w:val="24"/>
+        </w:rPr>
+        <w:t>,</w:t>
+      </w:r>
+      <w:r>
+        <w:rPr>
+          <w:rFonts w:ascii="Times New Roman" w:hAnsi="Times New Roman"/>
+          <w:sz w:val="24"/>
+        </w:rPr>
+        <w:t>*</w:t>
+      </w:r>
+      <w:r>
+        <w:rPr>
+          <w:rFonts w:ascii="Times New Roman" w:hAnsi="Times New Roman"/>
+          <w:sz w:val="24"/>
+        </w:rPr>
+        <w:t xml:space="preserve"> </w:t>
+      </w:r>
+      <w:r>
+        <w:rPr>
+          <w:rFonts w:ascii="Times New Roman" w:hAnsi="Times New Roman"/>
+          <w:sz w:val="24"/>
+        </w:rPr>
+        <w:t>скарбни́це</w:t>
+      </w:r>
+      <w:r>
+        <w:rPr>
+          <w:rFonts w:ascii="Times New Roman" w:hAnsi="Times New Roman"/>
+          <w:sz w:val="24"/>
+        </w:rPr>
+        <w:t xml:space="preserve"> благ і життя́ </w:t>
+      </w:r>
+      <w:r>
+        <w:rPr>
+          <w:rFonts w:ascii="Times New Roman" w:hAnsi="Times New Roman"/>
+          <w:sz w:val="24"/>
+        </w:rPr>
+        <w:t>пода́телю</w:t>
+      </w:r>
+      <w:r>
+        <w:rPr>
+          <w:rFonts w:ascii="Times New Roman" w:hAnsi="Times New Roman"/>
+          <w:sz w:val="24"/>
+        </w:rPr>
+        <w:t>,</w:t>
+      </w:r>
+      <w:r>
+        <w:rPr>
+          <w:rFonts w:ascii="Times New Roman" w:hAnsi="Times New Roman"/>
+          <w:sz w:val="24"/>
+        </w:rPr>
+        <w:t>*</w:t>
+      </w:r>
+      <w:r>
+        <w:rPr>
+          <w:rFonts w:ascii="Times New Roman" w:hAnsi="Times New Roman"/>
+          <w:sz w:val="24"/>
+        </w:rPr>
+        <w:t xml:space="preserve"> прийди́, і </w:t>
+      </w:r>
+      <w:r>
+        <w:rPr>
+          <w:rFonts w:ascii="Times New Roman" w:hAnsi="Times New Roman"/>
+          <w:sz w:val="24"/>
+        </w:rPr>
+        <w:t>всели́ся</w:t>
+      </w:r>
+      <w:r>
+        <w:rPr>
+          <w:rFonts w:ascii="Times New Roman" w:hAnsi="Times New Roman"/>
+          <w:sz w:val="24"/>
+        </w:rPr>
+        <w:t xml:space="preserve"> в нас,</w:t>
+      </w:r>
+      <w:r>
+        <w:rPr>
+          <w:rFonts w:ascii="Times New Roman" w:hAnsi="Times New Roman"/>
+          <w:sz w:val="24"/>
+        </w:rPr>
+        <w:t>*</w:t>
+      </w:r>
+      <w:r>
+        <w:rPr>
+          <w:rFonts w:ascii="Times New Roman" w:hAnsi="Times New Roman"/>
+          <w:sz w:val="24"/>
+        </w:rPr>
+        <w:t xml:space="preserve"> і </w:t>
+      </w:r>
+      <w:r>
+        <w:rPr>
+          <w:rFonts w:ascii="Times New Roman" w:hAnsi="Times New Roman"/>
+          <w:sz w:val="24"/>
+        </w:rPr>
+        <w:t>очи́сти</w:t>
+      </w:r>
+      <w:r>
+        <w:rPr>
+          <w:rFonts w:ascii="Times New Roman" w:hAnsi="Times New Roman"/>
+          <w:sz w:val="24"/>
+        </w:rPr>
+        <w:t xml:space="preserve"> нас від </w:t>
+      </w:r>
+      <w:r>
+        <w:rPr>
+          <w:rFonts w:ascii="Times New Roman" w:hAnsi="Times New Roman"/>
+          <w:sz w:val="24"/>
+        </w:rPr>
+        <w:t>уся́кої</w:t>
+      </w:r>
+      <w:r>
+        <w:rPr>
+          <w:rFonts w:ascii="Times New Roman" w:hAnsi="Times New Roman"/>
+          <w:sz w:val="24"/>
+        </w:rPr>
+        <w:t xml:space="preserve"> </w:t>
+      </w:r>
+      <w:r>
+        <w:rPr>
+          <w:rFonts w:ascii="Times New Roman" w:hAnsi="Times New Roman"/>
+          <w:sz w:val="24"/>
+        </w:rPr>
+        <w:t>скве́рни</w:t>
+      </w:r>
+      <w:r>
+        <w:rPr>
+          <w:rFonts w:ascii="Times New Roman" w:hAnsi="Times New Roman"/>
+          <w:sz w:val="24"/>
+        </w:rPr>
+        <w:t>,</w:t>
+      </w:r>
+      <w:r>
+        <w:rPr>
+          <w:rFonts w:ascii="Times New Roman" w:hAnsi="Times New Roman"/>
+          <w:sz w:val="24"/>
+        </w:rPr>
+        <w:t>*</w:t>
+      </w:r>
+      <w:r>
+        <w:rPr>
+          <w:rFonts w:ascii="Times New Roman" w:hAnsi="Times New Roman"/>
+          <w:sz w:val="24"/>
+        </w:rPr>
+        <w:t xml:space="preserve"> і спаси́, </w:t>
+      </w:r>
+      <w:r>
+        <w:rPr>
+          <w:rFonts w:ascii="Times New Roman" w:hAnsi="Times New Roman"/>
+          <w:sz w:val="24"/>
+        </w:rPr>
+        <w:t>благи́й</w:t>
+      </w:r>
+      <w:r>
+        <w:rPr>
+          <w:rFonts w:ascii="Times New Roman" w:hAnsi="Times New Roman"/>
+          <w:sz w:val="24"/>
+        </w:rPr>
+        <w:t xml:space="preserve">, </w:t>
+      </w:r>
+      <w:r>
+        <w:rPr>
+          <w:rFonts w:ascii="Times New Roman" w:hAnsi="Times New Roman"/>
+          <w:sz w:val="24"/>
+        </w:rPr>
+        <w:t>ду́ші</w:t>
+      </w:r>
+      <w:r>
+        <w:rPr>
+          <w:rFonts w:ascii="Times New Roman" w:hAnsi="Times New Roman"/>
+          <w:sz w:val="24"/>
+        </w:rPr>
+        <w:t xml:space="preserve"> </w:t>
+      </w:r>
+      <w:r>
+        <w:rPr>
+          <w:rFonts w:ascii="Times New Roman" w:hAnsi="Times New Roman"/>
+          <w:sz w:val="24"/>
+        </w:rPr>
+        <w:t>на́ші</w:t>
+      </w:r>
+      <w:r>
+        <w:rPr>
+          <w:rFonts w:ascii="Times New Roman" w:hAnsi="Times New Roman"/>
+          <w:sz w:val="24"/>
+        </w:rPr>
+        <w:t>.</w:t>
       </w:r>
     </w:p>
     <w:p>
@@ -4518,27 +5214,186 @@
     </w:p>
     <w:p>
       <w:pPr>
-        <w:rPr>
-          <w:rFonts w:ascii="Times New Roman" w:hAnsi="Times New Roman"/>
-          <w:sz w:val="24"/>
-        </w:rPr>
-      </w:pPr>
-      <w:r>
-        <w:rPr>
-          <w:rFonts w:ascii="Times New Roman" w:hAnsi="Times New Roman"/>
-          <w:sz w:val="24"/>
-        </w:rPr>
-        <w:t xml:space="preserve">Боже, милостивий будь мені грішному! Боже, очисти мої гріхи і помилуй мене! Без числа нагрішив я, Господи, прости мені! </w:t>
-      </w:r>
-      <w:r>
-        <w:rPr>
-          <w:rFonts w:ascii="Times New Roman" w:hAnsi="Times New Roman"/>
-          <w:i/>
-          <w:iCs/>
-          <w:color w:val="FF0000"/>
-          <w:sz w:val="24"/>
-        </w:rPr>
-        <w:t>(12 малих поклонів).</w:t>
+        <w:pStyle w:val="a"/>
+      </w:pPr>
+      <w:r>
+        <w:rPr>
+          <w:rFonts w:ascii="Times New Roman" w:hAnsi="Times New Roman"/>
+          <w:sz w:val="24"/>
+        </w:rPr>
+        <w:t>Бо́же</w:t>
+      </w:r>
+      <w:r>
+        <w:rPr>
+          <w:rFonts w:ascii="Times New Roman" w:hAnsi="Times New Roman"/>
+          <w:sz w:val="24"/>
+        </w:rPr>
+        <w:t xml:space="preserve">, будь </w:t>
+      </w:r>
+      <w:r>
+        <w:rPr>
+          <w:rFonts w:ascii="Times New Roman" w:hAnsi="Times New Roman"/>
+          <w:sz w:val="24"/>
+        </w:rPr>
+        <w:t>милости́вим</w:t>
+      </w:r>
+      <w:r>
+        <w:rPr>
+          <w:rFonts w:ascii="Times New Roman" w:hAnsi="Times New Roman"/>
+          <w:sz w:val="24"/>
+        </w:rPr>
+        <w:t xml:space="preserve"> до </w:t>
+      </w:r>
+      <w:r>
+        <w:rPr>
+          <w:rFonts w:ascii="Times New Roman" w:hAnsi="Times New Roman"/>
+          <w:sz w:val="24"/>
+        </w:rPr>
+        <w:t>ме́не</w:t>
+      </w:r>
+      <w:r>
+        <w:rPr>
+          <w:rFonts w:ascii="Times New Roman" w:hAnsi="Times New Roman"/>
+          <w:sz w:val="24"/>
+        </w:rPr>
+        <w:t xml:space="preserve">, </w:t>
+      </w:r>
+      <w:r>
+        <w:rPr>
+          <w:rFonts w:ascii="Times New Roman" w:hAnsi="Times New Roman"/>
+          <w:sz w:val="24"/>
+        </w:rPr>
+        <w:t>грі́шного</w:t>
+      </w:r>
+      <w:r>
+        <w:rPr>
+          <w:rFonts w:ascii="Times New Roman" w:hAnsi="Times New Roman"/>
+          <w:sz w:val="24"/>
+        </w:rPr>
+        <w:t>.</w:t>
+      </w:r>
+      <w:r>
+        <w:rPr>
+          <w:rFonts w:ascii="Times New Roman" w:hAnsi="Times New Roman"/>
+          <w:sz w:val="24"/>
+        </w:rPr>
+        <w:t xml:space="preserve"> </w:t>
+      </w:r>
+      <w:r>
+        <w:rPr>
+          <w:rFonts w:ascii="Times New Roman" w:hAnsi="Times New Roman"/>
+          <w:sz w:val="24"/>
+        </w:rPr>
+        <w:t>Бо́же</w:t>
+      </w:r>
+      <w:r>
+        <w:rPr>
+          <w:rFonts w:ascii="Times New Roman" w:hAnsi="Times New Roman"/>
+          <w:sz w:val="24"/>
+        </w:rPr>
+        <w:t xml:space="preserve">, </w:t>
+      </w:r>
+      <w:r>
+        <w:rPr>
+          <w:rFonts w:ascii="Times New Roman" w:hAnsi="Times New Roman"/>
+          <w:sz w:val="24"/>
+        </w:rPr>
+        <w:t>очи́сти</w:t>
+      </w:r>
+      <w:r>
+        <w:rPr>
+          <w:rFonts w:ascii="Times New Roman" w:hAnsi="Times New Roman"/>
+          <w:sz w:val="24"/>
+        </w:rPr>
+        <w:t xml:space="preserve"> мої́ гріхи́ і </w:t>
+      </w:r>
+      <w:r>
+        <w:rPr>
+          <w:rFonts w:ascii="Times New Roman" w:hAnsi="Times New Roman"/>
+          <w:sz w:val="24"/>
+        </w:rPr>
+        <w:t>поми́луй</w:t>
+      </w:r>
+      <w:r>
+        <w:rPr>
+          <w:rFonts w:ascii="Times New Roman" w:hAnsi="Times New Roman"/>
+          <w:sz w:val="24"/>
+        </w:rPr>
+        <w:t xml:space="preserve"> мене́.</w:t>
+      </w:r>
+      <w:r>
+        <w:rPr>
+          <w:rFonts w:ascii="Times New Roman" w:hAnsi="Times New Roman"/>
+          <w:sz w:val="24"/>
+        </w:rPr>
+        <w:t xml:space="preserve"> </w:t>
+      </w:r>
+      <w:r>
+        <w:rPr>
+          <w:rFonts w:ascii="Times New Roman" w:hAnsi="Times New Roman"/>
+          <w:sz w:val="24"/>
+        </w:rPr>
+        <w:t xml:space="preserve">Без числа́ </w:t>
+      </w:r>
+      <w:r>
+        <w:rPr>
+          <w:rFonts w:ascii="Times New Roman" w:hAnsi="Times New Roman"/>
+          <w:sz w:val="24"/>
+        </w:rPr>
+        <w:t>нагріши́в</w:t>
+      </w:r>
+      <w:r>
+        <w:rPr>
+          <w:rFonts w:ascii="Times New Roman" w:hAnsi="Times New Roman"/>
+          <w:sz w:val="24"/>
+        </w:rPr>
+        <w:t xml:space="preserve"> я, </w:t>
+      </w:r>
+      <w:r>
+        <w:rPr>
+          <w:rFonts w:ascii="Times New Roman" w:hAnsi="Times New Roman"/>
+          <w:sz w:val="24"/>
+        </w:rPr>
+        <w:t>Го́споди</w:t>
+      </w:r>
+      <w:r>
+        <w:rPr>
+          <w:rFonts w:ascii="Times New Roman" w:hAnsi="Times New Roman"/>
+          <w:sz w:val="24"/>
+        </w:rPr>
+        <w:t>, прости́ мені́</w:t>
+      </w:r>
+      <w:r>
+        <w:rPr>
+          <w:rFonts w:ascii="Times New Roman" w:hAnsi="Times New Roman"/>
+          <w:sz w:val="24"/>
+        </w:rPr>
+        <w:t xml:space="preserve">. </w:t>
+      </w:r>
+      <w:r>
+        <w:rPr>
+          <w:rFonts w:ascii="Times New Roman" w:hAnsi="Times New Roman"/>
+          <w:color w:val="FF0000"/>
+          <w:sz w:val="24"/>
+        </w:rPr>
+        <w:t>(</w:t>
+      </w:r>
+      <w:r>
+        <w:rPr>
+          <w:rFonts w:ascii="Times New Roman" w:hAnsi="Times New Roman"/>
+          <w:i/>
+          <w:color w:val="FF0000"/>
+          <w:sz w:val="24"/>
+        </w:rPr>
+        <w:t>12 малих поклонів</w:t>
+      </w:r>
+      <w:r>
+        <w:rPr>
+          <w:rFonts w:ascii="Times New Roman" w:hAnsi="Times New Roman"/>
+          <w:color w:val="FF0000"/>
+          <w:sz w:val="24"/>
+        </w:rPr>
+        <w:t>)</w:t>
       </w:r>
     </w:p>
     <w:p>
@@ -5098,17 +5953,287 @@
     </w:p>
     <w:p>
       <w:pPr>
-        <w:rPr>
-          <w:rFonts w:ascii="Times New Roman" w:hAnsi="Times New Roman"/>
-          <w:sz w:val="24"/>
-        </w:rPr>
-      </w:pPr>
-      <w:r>
-        <w:rPr>
-          <w:rFonts w:ascii="Times New Roman" w:hAnsi="Times New Roman"/>
-          <w:sz w:val="24"/>
-        </w:rPr>
-        <w:t>Царю небесний, утішителю, Душе істини,* що всюди єси і все наповняєш,* скарбе дібр і життя подателю,* прийди і вселися в нас,* і очисти нас від усякої скверни,* і спаси, Благий, душі наші.</w:t>
+        <w:pStyle w:val="a"/>
+      </w:pPr>
+      <w:r>
+        <w:rPr>
+          <w:rFonts w:ascii="Times New Roman" w:hAnsi="Times New Roman"/>
+          <w:sz w:val="24"/>
+        </w:rPr>
+        <w:t>Ца́рю</w:t>
+      </w:r>
+      <w:r>
+        <w:rPr>
+          <w:rFonts w:ascii="Times New Roman" w:hAnsi="Times New Roman"/>
+          <w:sz w:val="24"/>
+        </w:rPr>
+        <w:t xml:space="preserve"> </w:t>
+      </w:r>
+      <w:r>
+        <w:rPr>
+          <w:rFonts w:ascii="Times New Roman" w:hAnsi="Times New Roman"/>
+          <w:sz w:val="24"/>
+        </w:rPr>
+        <w:t>небе́сний</w:t>
+      </w:r>
+      <w:r>
+        <w:rPr>
+          <w:rFonts w:ascii="Times New Roman" w:hAnsi="Times New Roman"/>
+          <w:sz w:val="24"/>
+        </w:rPr>
+        <w:t xml:space="preserve">, </w:t>
+      </w:r>
+      <w:r>
+        <w:rPr>
+          <w:rFonts w:ascii="Times New Roman" w:hAnsi="Times New Roman"/>
+          <w:sz w:val="24"/>
+        </w:rPr>
+        <w:t>утіши́телю</w:t>
+      </w:r>
+      <w:r>
+        <w:rPr>
+          <w:rFonts w:ascii="Times New Roman" w:hAnsi="Times New Roman"/>
+          <w:sz w:val="24"/>
+        </w:rPr>
+        <w:t xml:space="preserve">, </w:t>
+      </w:r>
+      <w:r>
+        <w:rPr>
+          <w:rFonts w:ascii="Times New Roman" w:hAnsi="Times New Roman"/>
+          <w:sz w:val="24"/>
+        </w:rPr>
+        <w:t>Ду́ше</w:t>
+      </w:r>
+      <w:r>
+        <w:rPr>
+          <w:rFonts w:ascii="Times New Roman" w:hAnsi="Times New Roman"/>
+          <w:sz w:val="24"/>
+        </w:rPr>
+        <w:t xml:space="preserve"> íстини,</w:t>
+      </w:r>
+      <w:r>
+        <w:rPr>
+          <w:rFonts w:ascii="Times New Roman" w:hAnsi="Times New Roman"/>
+          <w:sz w:val="24"/>
+        </w:rPr>
+        <w:t>*</w:t>
+      </w:r>
+      <w:r>
+        <w:rPr>
+          <w:rFonts w:ascii="Times New Roman" w:hAnsi="Times New Roman"/>
+          <w:sz w:val="24"/>
+        </w:rPr>
+        <w:t xml:space="preserve"> що </w:t>
+      </w:r>
+      <w:r>
+        <w:rPr>
+          <w:rFonts w:ascii="Times New Roman" w:hAnsi="Times New Roman"/>
+          <w:sz w:val="24"/>
+        </w:rPr>
+        <w:t>всю́ди</w:t>
+      </w:r>
+      <w:r>
+        <w:rPr>
+          <w:rFonts w:ascii="Times New Roman" w:hAnsi="Times New Roman"/>
+          <w:sz w:val="24"/>
+        </w:rPr>
+        <w:t xml:space="preserve"> єси́ і все </w:t>
+      </w:r>
+      <w:r>
+        <w:rPr>
+          <w:rFonts w:ascii="Times New Roman" w:hAnsi="Times New Roman"/>
+          <w:sz w:val="24"/>
+        </w:rPr>
+        <w:t>наповня́єш</w:t>
+      </w:r>
+      <w:r>
+        <w:rPr>
+          <w:rFonts w:ascii="Times New Roman" w:hAnsi="Times New Roman"/>
+          <w:sz w:val="24"/>
+        </w:rPr>
+        <w:t>,</w:t>
+      </w:r>
+      <w:r>
+        <w:rPr>
+          <w:rFonts w:ascii="Times New Roman" w:hAnsi="Times New Roman"/>
+          <w:sz w:val="24"/>
+        </w:rPr>
+        <w:t>*</w:t>
+      </w:r>
+      <w:r>
+        <w:rPr>
+          <w:rFonts w:ascii="Times New Roman" w:hAnsi="Times New Roman"/>
+          <w:sz w:val="24"/>
+        </w:rPr>
+        <w:t xml:space="preserve"> </w:t>
+      </w:r>
+      <w:r>
+        <w:rPr>
+          <w:rFonts w:ascii="Times New Roman" w:hAnsi="Times New Roman"/>
+          <w:sz w:val="24"/>
+        </w:rPr>
+        <w:t>скарбни́це</w:t>
+      </w:r>
+      <w:r>
+        <w:rPr>
+          <w:rFonts w:ascii="Times New Roman" w:hAnsi="Times New Roman"/>
+          <w:sz w:val="24"/>
+        </w:rPr>
+        <w:t xml:space="preserve"> благ і життя́ </w:t>
+      </w:r>
+      <w:r>
+        <w:rPr>
+          <w:rFonts w:ascii="Times New Roman" w:hAnsi="Times New Roman"/>
+          <w:sz w:val="24"/>
+        </w:rPr>
+        <w:t>пода́телю</w:t>
+      </w:r>
+      <w:r>
+        <w:rPr>
+          <w:rFonts w:ascii="Times New Roman" w:hAnsi="Times New Roman"/>
+          <w:sz w:val="24"/>
+        </w:rPr>
+        <w:t>,</w:t>
+      </w:r>
+      <w:r>
+        <w:rPr>
+          <w:rFonts w:ascii="Times New Roman" w:hAnsi="Times New Roman"/>
+          <w:sz w:val="24"/>
+        </w:rPr>
+        <w:t>*</w:t>
+      </w:r>
+      <w:r>
+        <w:rPr>
+          <w:rFonts w:ascii="Times New Roman" w:hAnsi="Times New Roman"/>
+          <w:sz w:val="24"/>
+        </w:rPr>
+        <w:t xml:space="preserve"> прийди́, і </w:t>
+      </w:r>
+      <w:r>
+        <w:rPr>
+          <w:rFonts w:ascii="Times New Roman" w:hAnsi="Times New Roman"/>
+          <w:sz w:val="24"/>
+        </w:rPr>
+        <w:t>всели́ся</w:t>
+      </w:r>
+      <w:r>
+        <w:rPr>
+          <w:rFonts w:ascii="Times New Roman" w:hAnsi="Times New Roman"/>
+          <w:sz w:val="24"/>
+        </w:rPr>
+        <w:t xml:space="preserve"> в нас,</w:t>
+      </w:r>
+      <w:r>
+        <w:rPr>
+          <w:rFonts w:ascii="Times New Roman" w:hAnsi="Times New Roman"/>
+          <w:sz w:val="24"/>
+        </w:rPr>
+        <w:t>*</w:t>
+      </w:r>
+      <w:r>
+        <w:rPr>
+          <w:rFonts w:ascii="Times New Roman" w:hAnsi="Times New Roman"/>
+          <w:sz w:val="24"/>
+        </w:rPr>
+        <w:t xml:space="preserve"> і </w:t>
+      </w:r>
+      <w:r>
+        <w:rPr>
+          <w:rFonts w:ascii="Times New Roman" w:hAnsi="Times New Roman"/>
+          <w:sz w:val="24"/>
+        </w:rPr>
+        <w:t>очи́сти</w:t>
+      </w:r>
+      <w:r>
+        <w:rPr>
+          <w:rFonts w:ascii="Times New Roman" w:hAnsi="Times New Roman"/>
+          <w:sz w:val="24"/>
+        </w:rPr>
+        <w:t xml:space="preserve"> нас від </w:t>
+      </w:r>
+      <w:r>
+        <w:rPr>
+          <w:rFonts w:ascii="Times New Roman" w:hAnsi="Times New Roman"/>
+          <w:sz w:val="24"/>
+        </w:rPr>
+        <w:t>уся́кої</w:t>
+      </w:r>
+      <w:r>
+        <w:rPr>
+          <w:rFonts w:ascii="Times New Roman" w:hAnsi="Times New Roman"/>
+          <w:sz w:val="24"/>
+        </w:rPr>
+        <w:t xml:space="preserve"> </w:t>
+      </w:r>
+      <w:r>
+        <w:rPr>
+          <w:rFonts w:ascii="Times New Roman" w:hAnsi="Times New Roman"/>
+          <w:sz w:val="24"/>
+        </w:rPr>
+        <w:t>скве́рни</w:t>
+      </w:r>
+      <w:r>
+        <w:rPr>
+          <w:rFonts w:ascii="Times New Roman" w:hAnsi="Times New Roman"/>
+          <w:sz w:val="24"/>
+        </w:rPr>
+        <w:t>,</w:t>
+      </w:r>
+      <w:r>
+        <w:rPr>
+          <w:rFonts w:ascii="Times New Roman" w:hAnsi="Times New Roman"/>
+          <w:sz w:val="24"/>
+        </w:rPr>
+        <w:t>*</w:t>
+      </w:r>
+      <w:r>
+        <w:rPr>
+          <w:rFonts w:ascii="Times New Roman" w:hAnsi="Times New Roman"/>
+          <w:sz w:val="24"/>
+        </w:rPr>
+        <w:t xml:space="preserve"> і спаси́, </w:t>
+      </w:r>
+      <w:r>
+        <w:rPr>
+          <w:rFonts w:ascii="Times New Roman" w:hAnsi="Times New Roman"/>
+          <w:sz w:val="24"/>
+        </w:rPr>
+        <w:t>благи́й</w:t>
+      </w:r>
+      <w:r>
+        <w:rPr>
+          <w:rFonts w:ascii="Times New Roman" w:hAnsi="Times New Roman"/>
+          <w:sz w:val="24"/>
+        </w:rPr>
+        <w:t xml:space="preserve">, </w:t>
+      </w:r>
+      <w:r>
+        <w:rPr>
+          <w:rFonts w:ascii="Times New Roman" w:hAnsi="Times New Roman"/>
+          <w:sz w:val="24"/>
+        </w:rPr>
+        <w:t>ду́ші</w:t>
+      </w:r>
+      <w:r>
+        <w:rPr>
+          <w:rFonts w:ascii="Times New Roman" w:hAnsi="Times New Roman"/>
+          <w:sz w:val="24"/>
+        </w:rPr>
+        <w:t xml:space="preserve"> </w:t>
+      </w:r>
+      <w:r>
+        <w:rPr>
+          <w:rFonts w:ascii="Times New Roman" w:hAnsi="Times New Roman"/>
+          <w:sz w:val="24"/>
+        </w:rPr>
+        <w:t>на́ші</w:t>
+      </w:r>
+      <w:r>
+        <w:rPr>
+          <w:rFonts w:ascii="Times New Roman" w:hAnsi="Times New Roman"/>
+          <w:sz w:val="24"/>
+        </w:rPr>
+        <w:t>.</w:t>
       </w:r>
     </w:p>
     <w:p>
@@ -7972,27 +9097,186 @@
     </w:p>
     <w:p>
       <w:pPr>
-        <w:rPr>
-          <w:rFonts w:ascii="Times New Roman" w:hAnsi="Times New Roman"/>
-          <w:sz w:val="24"/>
-        </w:rPr>
-      </w:pPr>
-      <w:r>
-        <w:rPr>
-          <w:rFonts w:ascii="Times New Roman" w:hAnsi="Times New Roman"/>
-          <w:sz w:val="24"/>
-        </w:rPr>
-        <w:t xml:space="preserve">Боже, милостивий будь мені грішному! Боже, очисти мої гріхи і помилуй мене! Без числа нагрішив я, Господи, прости мені! </w:t>
-      </w:r>
-      <w:r>
-        <w:rPr>
-          <w:rFonts w:ascii="Times New Roman" w:hAnsi="Times New Roman"/>
-          <w:i/>
-          <w:iCs/>
-          <w:color w:val="FF0000"/>
-          <w:sz w:val="24"/>
-        </w:rPr>
-        <w:t>(12 малих поклонів).</w:t>
+        <w:pStyle w:val="a"/>
+      </w:pPr>
+      <w:r>
+        <w:rPr>
+          <w:rFonts w:ascii="Times New Roman" w:hAnsi="Times New Roman"/>
+          <w:sz w:val="24"/>
+        </w:rPr>
+        <w:t>Бо́же</w:t>
+      </w:r>
+      <w:r>
+        <w:rPr>
+          <w:rFonts w:ascii="Times New Roman" w:hAnsi="Times New Roman"/>
+          <w:sz w:val="24"/>
+        </w:rPr>
+        <w:t xml:space="preserve">, будь </w:t>
+      </w:r>
+      <w:r>
+        <w:rPr>
+          <w:rFonts w:ascii="Times New Roman" w:hAnsi="Times New Roman"/>
+          <w:sz w:val="24"/>
+        </w:rPr>
+        <w:t>милости́вим</w:t>
+      </w:r>
+      <w:r>
+        <w:rPr>
+          <w:rFonts w:ascii="Times New Roman" w:hAnsi="Times New Roman"/>
+          <w:sz w:val="24"/>
+        </w:rPr>
+        <w:t xml:space="preserve"> до </w:t>
+      </w:r>
+      <w:r>
+        <w:rPr>
+          <w:rFonts w:ascii="Times New Roman" w:hAnsi="Times New Roman"/>
+          <w:sz w:val="24"/>
+        </w:rPr>
+        <w:t>ме́не</w:t>
+      </w:r>
+      <w:r>
+        <w:rPr>
+          <w:rFonts w:ascii="Times New Roman" w:hAnsi="Times New Roman"/>
+          <w:sz w:val="24"/>
+        </w:rPr>
+        <w:t xml:space="preserve">, </w:t>
+      </w:r>
+      <w:r>
+        <w:rPr>
+          <w:rFonts w:ascii="Times New Roman" w:hAnsi="Times New Roman"/>
+          <w:sz w:val="24"/>
+        </w:rPr>
+        <w:t>грі́шного</w:t>
+      </w:r>
+      <w:r>
+        <w:rPr>
+          <w:rFonts w:ascii="Times New Roman" w:hAnsi="Times New Roman"/>
+          <w:sz w:val="24"/>
+        </w:rPr>
+        <w:t>.</w:t>
+      </w:r>
+      <w:r>
+        <w:rPr>
+          <w:rFonts w:ascii="Times New Roman" w:hAnsi="Times New Roman"/>
+          <w:sz w:val="24"/>
+        </w:rPr>
+        <w:t xml:space="preserve"> </w:t>
+      </w:r>
+      <w:r>
+        <w:rPr>
+          <w:rFonts w:ascii="Times New Roman" w:hAnsi="Times New Roman"/>
+          <w:sz w:val="24"/>
+        </w:rPr>
+        <w:t>Бо́же</w:t>
+      </w:r>
+      <w:r>
+        <w:rPr>
+          <w:rFonts w:ascii="Times New Roman" w:hAnsi="Times New Roman"/>
+          <w:sz w:val="24"/>
+        </w:rPr>
+        <w:t xml:space="preserve">, </w:t>
+      </w:r>
+      <w:r>
+        <w:rPr>
+          <w:rFonts w:ascii="Times New Roman" w:hAnsi="Times New Roman"/>
+          <w:sz w:val="24"/>
+        </w:rPr>
+        <w:t>очи́сти</w:t>
+      </w:r>
+      <w:r>
+        <w:rPr>
+          <w:rFonts w:ascii="Times New Roman" w:hAnsi="Times New Roman"/>
+          <w:sz w:val="24"/>
+        </w:rPr>
+        <w:t xml:space="preserve"> мої́ гріхи́ і </w:t>
+      </w:r>
+      <w:r>
+        <w:rPr>
+          <w:rFonts w:ascii="Times New Roman" w:hAnsi="Times New Roman"/>
+          <w:sz w:val="24"/>
+        </w:rPr>
+        <w:t>поми́луй</w:t>
+      </w:r>
+      <w:r>
+        <w:rPr>
+          <w:rFonts w:ascii="Times New Roman" w:hAnsi="Times New Roman"/>
+          <w:sz w:val="24"/>
+        </w:rPr>
+        <w:t xml:space="preserve"> мене́.</w:t>
+      </w:r>
+      <w:r>
+        <w:rPr>
+          <w:rFonts w:ascii="Times New Roman" w:hAnsi="Times New Roman"/>
+          <w:sz w:val="24"/>
+        </w:rPr>
+        <w:t xml:space="preserve"> </w:t>
+      </w:r>
+      <w:r>
+        <w:rPr>
+          <w:rFonts w:ascii="Times New Roman" w:hAnsi="Times New Roman"/>
+          <w:sz w:val="24"/>
+        </w:rPr>
+        <w:t xml:space="preserve">Без числа́ </w:t>
+      </w:r>
+      <w:r>
+        <w:rPr>
+          <w:rFonts w:ascii="Times New Roman" w:hAnsi="Times New Roman"/>
+          <w:sz w:val="24"/>
+        </w:rPr>
+        <w:t>нагріши́в</w:t>
+      </w:r>
+      <w:r>
+        <w:rPr>
+          <w:rFonts w:ascii="Times New Roman" w:hAnsi="Times New Roman"/>
+          <w:sz w:val="24"/>
+        </w:rPr>
+        <w:t xml:space="preserve"> я, </w:t>
+      </w:r>
+      <w:r>
+        <w:rPr>
+          <w:rFonts w:ascii="Times New Roman" w:hAnsi="Times New Roman"/>
+          <w:sz w:val="24"/>
+        </w:rPr>
+        <w:t>Го́споди</w:t>
+      </w:r>
+      <w:r>
+        <w:rPr>
+          <w:rFonts w:ascii="Times New Roman" w:hAnsi="Times New Roman"/>
+          <w:sz w:val="24"/>
+        </w:rPr>
+        <w:t>, прости́ мені́</w:t>
+      </w:r>
+      <w:r>
+        <w:rPr>
+          <w:rFonts w:ascii="Times New Roman" w:hAnsi="Times New Roman"/>
+          <w:sz w:val="24"/>
+        </w:rPr>
+        <w:t xml:space="preserve">. </w:t>
+      </w:r>
+      <w:r>
+        <w:rPr>
+          <w:rFonts w:ascii="Times New Roman" w:hAnsi="Times New Roman"/>
+          <w:color w:val="FF0000"/>
+          <w:sz w:val="24"/>
+        </w:rPr>
+        <w:t>(</w:t>
+      </w:r>
+      <w:r>
+        <w:rPr>
+          <w:rFonts w:ascii="Times New Roman" w:hAnsi="Times New Roman"/>
+          <w:i/>
+          <w:color w:val="FF0000"/>
+          <w:sz w:val="24"/>
+        </w:rPr>
+        <w:t>12 малих поклонів</w:t>
+      </w:r>
+      <w:r>
+        <w:rPr>
+          <w:rFonts w:ascii="Times New Roman" w:hAnsi="Times New Roman"/>
+          <w:color w:val="FF0000"/>
+          <w:sz w:val="24"/>
+        </w:rPr>
+        <w:t>)</w:t>
       </w:r>
     </w:p>
     <w:p>
@@ -8519,17 +9803,287 @@
     </w:p>
     <w:p>
       <w:pPr>
-        <w:rPr>
-          <w:rFonts w:ascii="Times New Roman" w:hAnsi="Times New Roman"/>
-          <w:sz w:val="24"/>
-        </w:rPr>
-      </w:pPr>
-      <w:r>
-        <w:rPr>
-          <w:rFonts w:ascii="Times New Roman" w:hAnsi="Times New Roman"/>
-          <w:sz w:val="24"/>
-        </w:rPr>
-        <w:t>Царю небесний, утішителю, Душе істини,* що всюди єси і все наповняєш,* скарбе дібр і життя подателю,* прийди і вселися в нас,* і очисти нас від усякої скверни,* і спаси, Благий, душі наші.</w:t>
+        <w:pStyle w:val="a"/>
+      </w:pPr>
+      <w:r>
+        <w:rPr>
+          <w:rFonts w:ascii="Times New Roman" w:hAnsi="Times New Roman"/>
+          <w:sz w:val="24"/>
+        </w:rPr>
+        <w:t>Ца́рю</w:t>
+      </w:r>
+      <w:r>
+        <w:rPr>
+          <w:rFonts w:ascii="Times New Roman" w:hAnsi="Times New Roman"/>
+          <w:sz w:val="24"/>
+        </w:rPr>
+        <w:t xml:space="preserve"> </w:t>
+      </w:r>
+      <w:r>
+        <w:rPr>
+          <w:rFonts w:ascii="Times New Roman" w:hAnsi="Times New Roman"/>
+          <w:sz w:val="24"/>
+        </w:rPr>
+        <w:t>небе́сний</w:t>
+      </w:r>
+      <w:r>
+        <w:rPr>
+          <w:rFonts w:ascii="Times New Roman" w:hAnsi="Times New Roman"/>
+          <w:sz w:val="24"/>
+        </w:rPr>
+        <w:t xml:space="preserve">, </w:t>
+      </w:r>
+      <w:r>
+        <w:rPr>
+          <w:rFonts w:ascii="Times New Roman" w:hAnsi="Times New Roman"/>
+          <w:sz w:val="24"/>
+        </w:rPr>
+        <w:t>утіши́телю</w:t>
+      </w:r>
+      <w:r>
+        <w:rPr>
+          <w:rFonts w:ascii="Times New Roman" w:hAnsi="Times New Roman"/>
+          <w:sz w:val="24"/>
+        </w:rPr>
+        <w:t xml:space="preserve">, </w:t>
+      </w:r>
+      <w:r>
+        <w:rPr>
+          <w:rFonts w:ascii="Times New Roman" w:hAnsi="Times New Roman"/>
+          <w:sz w:val="24"/>
+        </w:rPr>
+        <w:t>Ду́ше</w:t>
+      </w:r>
+      <w:r>
+        <w:rPr>
+          <w:rFonts w:ascii="Times New Roman" w:hAnsi="Times New Roman"/>
+          <w:sz w:val="24"/>
+        </w:rPr>
+        <w:t xml:space="preserve"> íстини,</w:t>
+      </w:r>
+      <w:r>
+        <w:rPr>
+          <w:rFonts w:ascii="Times New Roman" w:hAnsi="Times New Roman"/>
+          <w:sz w:val="24"/>
+        </w:rPr>
+        <w:t>*</w:t>
+      </w:r>
+      <w:r>
+        <w:rPr>
+          <w:rFonts w:ascii="Times New Roman" w:hAnsi="Times New Roman"/>
+          <w:sz w:val="24"/>
+        </w:rPr>
+        <w:t xml:space="preserve"> що </w:t>
+      </w:r>
+      <w:r>
+        <w:rPr>
+          <w:rFonts w:ascii="Times New Roman" w:hAnsi="Times New Roman"/>
+          <w:sz w:val="24"/>
+        </w:rPr>
+        <w:t>всю́ди</w:t>
+      </w:r>
+      <w:r>
+        <w:rPr>
+          <w:rFonts w:ascii="Times New Roman" w:hAnsi="Times New Roman"/>
+          <w:sz w:val="24"/>
+        </w:rPr>
+        <w:t xml:space="preserve"> єси́ і все </w:t>
+      </w:r>
+      <w:r>
+        <w:rPr>
+          <w:rFonts w:ascii="Times New Roman" w:hAnsi="Times New Roman"/>
+          <w:sz w:val="24"/>
+        </w:rPr>
+        <w:t>наповня́єш</w:t>
+      </w:r>
+      <w:r>
+        <w:rPr>
+          <w:rFonts w:ascii="Times New Roman" w:hAnsi="Times New Roman"/>
+          <w:sz w:val="24"/>
+        </w:rPr>
+        <w:t>,</w:t>
+      </w:r>
+      <w:r>
+        <w:rPr>
+          <w:rFonts w:ascii="Times New Roman" w:hAnsi="Times New Roman"/>
+          <w:sz w:val="24"/>
+        </w:rPr>
+        <w:t>*</w:t>
+      </w:r>
+      <w:r>
+        <w:rPr>
+          <w:rFonts w:ascii="Times New Roman" w:hAnsi="Times New Roman"/>
+          <w:sz w:val="24"/>
+        </w:rPr>
+        <w:t xml:space="preserve"> </w:t>
+      </w:r>
+      <w:r>
+        <w:rPr>
+          <w:rFonts w:ascii="Times New Roman" w:hAnsi="Times New Roman"/>
+          <w:sz w:val="24"/>
+        </w:rPr>
+        <w:t>скарбни́це</w:t>
+      </w:r>
+      <w:r>
+        <w:rPr>
+          <w:rFonts w:ascii="Times New Roman" w:hAnsi="Times New Roman"/>
+          <w:sz w:val="24"/>
+        </w:rPr>
+        <w:t xml:space="preserve"> благ і життя́ </w:t>
+      </w:r>
+      <w:r>
+        <w:rPr>
+          <w:rFonts w:ascii="Times New Roman" w:hAnsi="Times New Roman"/>
+          <w:sz w:val="24"/>
+        </w:rPr>
+        <w:t>пода́телю</w:t>
+      </w:r>
+      <w:r>
+        <w:rPr>
+          <w:rFonts w:ascii="Times New Roman" w:hAnsi="Times New Roman"/>
+          <w:sz w:val="24"/>
+        </w:rPr>
+        <w:t>,</w:t>
+      </w:r>
+      <w:r>
+        <w:rPr>
+          <w:rFonts w:ascii="Times New Roman" w:hAnsi="Times New Roman"/>
+          <w:sz w:val="24"/>
+        </w:rPr>
+        <w:t>*</w:t>
+      </w:r>
+      <w:r>
+        <w:rPr>
+          <w:rFonts w:ascii="Times New Roman" w:hAnsi="Times New Roman"/>
+          <w:sz w:val="24"/>
+        </w:rPr>
+        <w:t xml:space="preserve"> прийди́, і </w:t>
+      </w:r>
+      <w:r>
+        <w:rPr>
+          <w:rFonts w:ascii="Times New Roman" w:hAnsi="Times New Roman"/>
+          <w:sz w:val="24"/>
+        </w:rPr>
+        <w:t>всели́ся</w:t>
+      </w:r>
+      <w:r>
+        <w:rPr>
+          <w:rFonts w:ascii="Times New Roman" w:hAnsi="Times New Roman"/>
+          <w:sz w:val="24"/>
+        </w:rPr>
+        <w:t xml:space="preserve"> в нас,</w:t>
+      </w:r>
+      <w:r>
+        <w:rPr>
+          <w:rFonts w:ascii="Times New Roman" w:hAnsi="Times New Roman"/>
+          <w:sz w:val="24"/>
+        </w:rPr>
+        <w:t>*</w:t>
+      </w:r>
+      <w:r>
+        <w:rPr>
+          <w:rFonts w:ascii="Times New Roman" w:hAnsi="Times New Roman"/>
+          <w:sz w:val="24"/>
+        </w:rPr>
+        <w:t xml:space="preserve"> і </w:t>
+      </w:r>
+      <w:r>
+        <w:rPr>
+          <w:rFonts w:ascii="Times New Roman" w:hAnsi="Times New Roman"/>
+          <w:sz w:val="24"/>
+        </w:rPr>
+        <w:t>очи́сти</w:t>
+      </w:r>
+      <w:r>
+        <w:rPr>
+          <w:rFonts w:ascii="Times New Roman" w:hAnsi="Times New Roman"/>
+          <w:sz w:val="24"/>
+        </w:rPr>
+        <w:t xml:space="preserve"> нас від </w:t>
+      </w:r>
+      <w:r>
+        <w:rPr>
+          <w:rFonts w:ascii="Times New Roman" w:hAnsi="Times New Roman"/>
+          <w:sz w:val="24"/>
+        </w:rPr>
+        <w:t>уся́кої</w:t>
+      </w:r>
+      <w:r>
+        <w:rPr>
+          <w:rFonts w:ascii="Times New Roman" w:hAnsi="Times New Roman"/>
+          <w:sz w:val="24"/>
+        </w:rPr>
+        <w:t xml:space="preserve"> </w:t>
+      </w:r>
+      <w:r>
+        <w:rPr>
+          <w:rFonts w:ascii="Times New Roman" w:hAnsi="Times New Roman"/>
+          <w:sz w:val="24"/>
+        </w:rPr>
+        <w:t>скве́рни</w:t>
+      </w:r>
+      <w:r>
+        <w:rPr>
+          <w:rFonts w:ascii="Times New Roman" w:hAnsi="Times New Roman"/>
+          <w:sz w:val="24"/>
+        </w:rPr>
+        <w:t>,</w:t>
+      </w:r>
+      <w:r>
+        <w:rPr>
+          <w:rFonts w:ascii="Times New Roman" w:hAnsi="Times New Roman"/>
+          <w:sz w:val="24"/>
+        </w:rPr>
+        <w:t>*</w:t>
+      </w:r>
+      <w:r>
+        <w:rPr>
+          <w:rFonts w:ascii="Times New Roman" w:hAnsi="Times New Roman"/>
+          <w:sz w:val="24"/>
+        </w:rPr>
+        <w:t xml:space="preserve"> і спаси́, </w:t>
+      </w:r>
+      <w:r>
+        <w:rPr>
+          <w:rFonts w:ascii="Times New Roman" w:hAnsi="Times New Roman"/>
+          <w:sz w:val="24"/>
+        </w:rPr>
+        <w:t>благи́й</w:t>
+      </w:r>
+      <w:r>
+        <w:rPr>
+          <w:rFonts w:ascii="Times New Roman" w:hAnsi="Times New Roman"/>
+          <w:sz w:val="24"/>
+        </w:rPr>
+        <w:t xml:space="preserve">, </w:t>
+      </w:r>
+      <w:r>
+        <w:rPr>
+          <w:rFonts w:ascii="Times New Roman" w:hAnsi="Times New Roman"/>
+          <w:sz w:val="24"/>
+        </w:rPr>
+        <w:t>ду́ші</w:t>
+      </w:r>
+      <w:r>
+        <w:rPr>
+          <w:rFonts w:ascii="Times New Roman" w:hAnsi="Times New Roman"/>
+          <w:sz w:val="24"/>
+        </w:rPr>
+        <w:t xml:space="preserve"> </w:t>
+      </w:r>
+      <w:r>
+        <w:rPr>
+          <w:rFonts w:ascii="Times New Roman" w:hAnsi="Times New Roman"/>
+          <w:sz w:val="24"/>
+        </w:rPr>
+        <w:t>на́ші</w:t>
+      </w:r>
+      <w:r>
+        <w:rPr>
+          <w:rFonts w:ascii="Times New Roman" w:hAnsi="Times New Roman"/>
+          <w:sz w:val="24"/>
+        </w:rPr>
+        <w:t>.</w:t>
       </w:r>
     </w:p>
     <w:p>
@@ -10335,27 +11889,186 @@
     </w:p>
     <w:p>
       <w:pPr>
-        <w:rPr>
-          <w:rFonts w:ascii="Times New Roman" w:hAnsi="Times New Roman"/>
-          <w:sz w:val="24"/>
-        </w:rPr>
-      </w:pPr>
-      <w:r>
-        <w:rPr>
-          <w:rFonts w:ascii="Times New Roman" w:hAnsi="Times New Roman"/>
-          <w:sz w:val="24"/>
-        </w:rPr>
-        <w:t xml:space="preserve">Боже, милостивий будь мені грішному! Боже, очисти мої гріхи і помилуй мене! Без числа нагрішив я, Господи, прости мені! </w:t>
-      </w:r>
-      <w:r>
-        <w:rPr>
-          <w:rFonts w:ascii="Times New Roman" w:hAnsi="Times New Roman"/>
-          <w:i/>
-          <w:iCs/>
-          <w:color w:val="FF0000"/>
-          <w:sz w:val="24"/>
-        </w:rPr>
-        <w:t>(12 малих поклонів).</w:t>
+        <w:pStyle w:val="a"/>
+      </w:pPr>
+      <w:r>
+        <w:rPr>
+          <w:rFonts w:ascii="Times New Roman" w:hAnsi="Times New Roman"/>
+          <w:sz w:val="24"/>
+        </w:rPr>
+        <w:t>Бо́же</w:t>
+      </w:r>
+      <w:r>
+        <w:rPr>
+          <w:rFonts w:ascii="Times New Roman" w:hAnsi="Times New Roman"/>
+          <w:sz w:val="24"/>
+        </w:rPr>
+        <w:t xml:space="preserve">, будь </w:t>
+      </w:r>
+      <w:r>
+        <w:rPr>
+          <w:rFonts w:ascii="Times New Roman" w:hAnsi="Times New Roman"/>
+          <w:sz w:val="24"/>
+        </w:rPr>
+        <w:t>милости́вим</w:t>
+      </w:r>
+      <w:r>
+        <w:rPr>
+          <w:rFonts w:ascii="Times New Roman" w:hAnsi="Times New Roman"/>
+          <w:sz w:val="24"/>
+        </w:rPr>
+        <w:t xml:space="preserve"> до </w:t>
+      </w:r>
+      <w:r>
+        <w:rPr>
+          <w:rFonts w:ascii="Times New Roman" w:hAnsi="Times New Roman"/>
+          <w:sz w:val="24"/>
+        </w:rPr>
+        <w:t>ме́не</w:t>
+      </w:r>
+      <w:r>
+        <w:rPr>
+          <w:rFonts w:ascii="Times New Roman" w:hAnsi="Times New Roman"/>
+          <w:sz w:val="24"/>
+        </w:rPr>
+        <w:t xml:space="preserve">, </w:t>
+      </w:r>
+      <w:r>
+        <w:rPr>
+          <w:rFonts w:ascii="Times New Roman" w:hAnsi="Times New Roman"/>
+          <w:sz w:val="24"/>
+        </w:rPr>
+        <w:t>грі́шного</w:t>
+      </w:r>
+      <w:r>
+        <w:rPr>
+          <w:rFonts w:ascii="Times New Roman" w:hAnsi="Times New Roman"/>
+          <w:sz w:val="24"/>
+        </w:rPr>
+        <w:t>.</w:t>
+      </w:r>
+      <w:r>
+        <w:rPr>
+          <w:rFonts w:ascii="Times New Roman" w:hAnsi="Times New Roman"/>
+          <w:sz w:val="24"/>
+        </w:rPr>
+        <w:t xml:space="preserve"> </w:t>
+      </w:r>
+      <w:r>
+        <w:rPr>
+          <w:rFonts w:ascii="Times New Roman" w:hAnsi="Times New Roman"/>
+          <w:sz w:val="24"/>
+        </w:rPr>
+        <w:t>Бо́же</w:t>
+      </w:r>
+      <w:r>
+        <w:rPr>
+          <w:rFonts w:ascii="Times New Roman" w:hAnsi="Times New Roman"/>
+          <w:sz w:val="24"/>
+        </w:rPr>
+        <w:t xml:space="preserve">, </w:t>
+      </w:r>
+      <w:r>
+        <w:rPr>
+          <w:rFonts w:ascii="Times New Roman" w:hAnsi="Times New Roman"/>
+          <w:sz w:val="24"/>
+        </w:rPr>
+        <w:t>очи́сти</w:t>
+      </w:r>
+      <w:r>
+        <w:rPr>
+          <w:rFonts w:ascii="Times New Roman" w:hAnsi="Times New Roman"/>
+          <w:sz w:val="24"/>
+        </w:rPr>
+        <w:t xml:space="preserve"> мої́ гріхи́ і </w:t>
+      </w:r>
+      <w:r>
+        <w:rPr>
+          <w:rFonts w:ascii="Times New Roman" w:hAnsi="Times New Roman"/>
+          <w:sz w:val="24"/>
+        </w:rPr>
+        <w:t>поми́луй</w:t>
+      </w:r>
+      <w:r>
+        <w:rPr>
+          <w:rFonts w:ascii="Times New Roman" w:hAnsi="Times New Roman"/>
+          <w:sz w:val="24"/>
+        </w:rPr>
+        <w:t xml:space="preserve"> мене́.</w:t>
+      </w:r>
+      <w:r>
+        <w:rPr>
+          <w:rFonts w:ascii="Times New Roman" w:hAnsi="Times New Roman"/>
+          <w:sz w:val="24"/>
+        </w:rPr>
+        <w:t xml:space="preserve"> </w:t>
+      </w:r>
+      <w:r>
+        <w:rPr>
+          <w:rFonts w:ascii="Times New Roman" w:hAnsi="Times New Roman"/>
+          <w:sz w:val="24"/>
+        </w:rPr>
+        <w:t xml:space="preserve">Без числа́ </w:t>
+      </w:r>
+      <w:r>
+        <w:rPr>
+          <w:rFonts w:ascii="Times New Roman" w:hAnsi="Times New Roman"/>
+          <w:sz w:val="24"/>
+        </w:rPr>
+        <w:t>нагріши́в</w:t>
+      </w:r>
+      <w:r>
+        <w:rPr>
+          <w:rFonts w:ascii="Times New Roman" w:hAnsi="Times New Roman"/>
+          <w:sz w:val="24"/>
+        </w:rPr>
+        <w:t xml:space="preserve"> я, </w:t>
+      </w:r>
+      <w:r>
+        <w:rPr>
+          <w:rFonts w:ascii="Times New Roman" w:hAnsi="Times New Roman"/>
+          <w:sz w:val="24"/>
+        </w:rPr>
+        <w:t>Го́споди</w:t>
+      </w:r>
+      <w:r>
+        <w:rPr>
+          <w:rFonts w:ascii="Times New Roman" w:hAnsi="Times New Roman"/>
+          <w:sz w:val="24"/>
+        </w:rPr>
+        <w:t>, прости́ мені́</w:t>
+      </w:r>
+      <w:r>
+        <w:rPr>
+          <w:rFonts w:ascii="Times New Roman" w:hAnsi="Times New Roman"/>
+          <w:sz w:val="24"/>
+        </w:rPr>
+        <w:t xml:space="preserve">. </w:t>
+      </w:r>
+      <w:r>
+        <w:rPr>
+          <w:rFonts w:ascii="Times New Roman" w:hAnsi="Times New Roman"/>
+          <w:color w:val="FF0000"/>
+          <w:sz w:val="24"/>
+        </w:rPr>
+        <w:t>(</w:t>
+      </w:r>
+      <w:r>
+        <w:rPr>
+          <w:rFonts w:ascii="Times New Roman" w:hAnsi="Times New Roman"/>
+          <w:i/>
+          <w:color w:val="FF0000"/>
+          <w:sz w:val="24"/>
+        </w:rPr>
+        <w:t>12 малих поклонів</w:t>
+      </w:r>
+      <w:r>
+        <w:rPr>
+          <w:rFonts w:ascii="Times New Roman" w:hAnsi="Times New Roman"/>
+          <w:color w:val="FF0000"/>
+          <w:sz w:val="24"/>
+        </w:rPr>
+        <w:t>)</w:t>
       </w:r>
     </w:p>
     <w:p>

--- a/flow/20230927_hours/drafts/2024-04-u/05.04.docx
+++ b/flow/20230927_hours/drafts/2024-04-u/05.04.docx
@@ -83,287 +83,17 @@
     </w:p>
     <w:p>
       <w:pPr>
-        <w:pStyle w:val="a"/>
-      </w:pPr>
-      <w:r>
-        <w:rPr>
-          <w:rFonts w:ascii="Times New Roman" w:hAnsi="Times New Roman"/>
-          <w:sz w:val="24"/>
-        </w:rPr>
-        <w:t>Ца́рю</w:t>
-      </w:r>
-      <w:r>
-        <w:rPr>
-          <w:rFonts w:ascii="Times New Roman" w:hAnsi="Times New Roman"/>
-          <w:sz w:val="24"/>
-        </w:rPr>
-        <w:t xml:space="preserve"> </w:t>
-      </w:r>
-      <w:r>
-        <w:rPr>
-          <w:rFonts w:ascii="Times New Roman" w:hAnsi="Times New Roman"/>
-          <w:sz w:val="24"/>
-        </w:rPr>
-        <w:t>небе́сний</w:t>
-      </w:r>
-      <w:r>
-        <w:rPr>
-          <w:rFonts w:ascii="Times New Roman" w:hAnsi="Times New Roman"/>
-          <w:sz w:val="24"/>
-        </w:rPr>
-        <w:t xml:space="preserve">, </w:t>
-      </w:r>
-      <w:r>
-        <w:rPr>
-          <w:rFonts w:ascii="Times New Roman" w:hAnsi="Times New Roman"/>
-          <w:sz w:val="24"/>
-        </w:rPr>
-        <w:t>утіши́телю</w:t>
-      </w:r>
-      <w:r>
-        <w:rPr>
-          <w:rFonts w:ascii="Times New Roman" w:hAnsi="Times New Roman"/>
-          <w:sz w:val="24"/>
-        </w:rPr>
-        <w:t xml:space="preserve">, </w:t>
-      </w:r>
-      <w:r>
-        <w:rPr>
-          <w:rFonts w:ascii="Times New Roman" w:hAnsi="Times New Roman"/>
-          <w:sz w:val="24"/>
-        </w:rPr>
-        <w:t>Ду́ше</w:t>
-      </w:r>
-      <w:r>
-        <w:rPr>
-          <w:rFonts w:ascii="Times New Roman" w:hAnsi="Times New Roman"/>
-          <w:sz w:val="24"/>
-        </w:rPr>
-        <w:t xml:space="preserve"> íстини,</w:t>
-      </w:r>
-      <w:r>
-        <w:rPr>
-          <w:rFonts w:ascii="Times New Roman" w:hAnsi="Times New Roman"/>
-          <w:sz w:val="24"/>
-        </w:rPr>
-        <w:t>*</w:t>
-      </w:r>
-      <w:r>
-        <w:rPr>
-          <w:rFonts w:ascii="Times New Roman" w:hAnsi="Times New Roman"/>
-          <w:sz w:val="24"/>
-        </w:rPr>
-        <w:t xml:space="preserve"> що </w:t>
-      </w:r>
-      <w:r>
-        <w:rPr>
-          <w:rFonts w:ascii="Times New Roman" w:hAnsi="Times New Roman"/>
-          <w:sz w:val="24"/>
-        </w:rPr>
-        <w:t>всю́ди</w:t>
-      </w:r>
-      <w:r>
-        <w:rPr>
-          <w:rFonts w:ascii="Times New Roman" w:hAnsi="Times New Roman"/>
-          <w:sz w:val="24"/>
-        </w:rPr>
-        <w:t xml:space="preserve"> єси́ і все </w:t>
-      </w:r>
-      <w:r>
-        <w:rPr>
-          <w:rFonts w:ascii="Times New Roman" w:hAnsi="Times New Roman"/>
-          <w:sz w:val="24"/>
-        </w:rPr>
-        <w:t>наповня́єш</w:t>
-      </w:r>
-      <w:r>
-        <w:rPr>
-          <w:rFonts w:ascii="Times New Roman" w:hAnsi="Times New Roman"/>
-          <w:sz w:val="24"/>
-        </w:rPr>
-        <w:t>,</w:t>
-      </w:r>
-      <w:r>
-        <w:rPr>
-          <w:rFonts w:ascii="Times New Roman" w:hAnsi="Times New Roman"/>
-          <w:sz w:val="24"/>
-        </w:rPr>
-        <w:t>*</w:t>
-      </w:r>
-      <w:r>
-        <w:rPr>
-          <w:rFonts w:ascii="Times New Roman" w:hAnsi="Times New Roman"/>
-          <w:sz w:val="24"/>
-        </w:rPr>
-        <w:t xml:space="preserve"> </w:t>
-      </w:r>
-      <w:r>
-        <w:rPr>
-          <w:rFonts w:ascii="Times New Roman" w:hAnsi="Times New Roman"/>
-          <w:sz w:val="24"/>
-        </w:rPr>
-        <w:t>скарбни́це</w:t>
-      </w:r>
-      <w:r>
-        <w:rPr>
-          <w:rFonts w:ascii="Times New Roman" w:hAnsi="Times New Roman"/>
-          <w:sz w:val="24"/>
-        </w:rPr>
-        <w:t xml:space="preserve"> благ і життя́ </w:t>
-      </w:r>
-      <w:r>
-        <w:rPr>
-          <w:rFonts w:ascii="Times New Roman" w:hAnsi="Times New Roman"/>
-          <w:sz w:val="24"/>
-        </w:rPr>
-        <w:t>пода́телю</w:t>
-      </w:r>
-      <w:r>
-        <w:rPr>
-          <w:rFonts w:ascii="Times New Roman" w:hAnsi="Times New Roman"/>
-          <w:sz w:val="24"/>
-        </w:rPr>
-        <w:t>,</w:t>
-      </w:r>
-      <w:r>
-        <w:rPr>
-          <w:rFonts w:ascii="Times New Roman" w:hAnsi="Times New Roman"/>
-          <w:sz w:val="24"/>
-        </w:rPr>
-        <w:t>*</w:t>
-      </w:r>
-      <w:r>
-        <w:rPr>
-          <w:rFonts w:ascii="Times New Roman" w:hAnsi="Times New Roman"/>
-          <w:sz w:val="24"/>
-        </w:rPr>
-        <w:t xml:space="preserve"> прийди́, і </w:t>
-      </w:r>
-      <w:r>
-        <w:rPr>
-          <w:rFonts w:ascii="Times New Roman" w:hAnsi="Times New Roman"/>
-          <w:sz w:val="24"/>
-        </w:rPr>
-        <w:t>всели́ся</w:t>
-      </w:r>
-      <w:r>
-        <w:rPr>
-          <w:rFonts w:ascii="Times New Roman" w:hAnsi="Times New Roman"/>
-          <w:sz w:val="24"/>
-        </w:rPr>
-        <w:t xml:space="preserve"> в нас,</w:t>
-      </w:r>
-      <w:r>
-        <w:rPr>
-          <w:rFonts w:ascii="Times New Roman" w:hAnsi="Times New Roman"/>
-          <w:sz w:val="24"/>
-        </w:rPr>
-        <w:t>*</w:t>
-      </w:r>
-      <w:r>
-        <w:rPr>
-          <w:rFonts w:ascii="Times New Roman" w:hAnsi="Times New Roman"/>
-          <w:sz w:val="24"/>
-        </w:rPr>
-        <w:t xml:space="preserve"> і </w:t>
-      </w:r>
-      <w:r>
-        <w:rPr>
-          <w:rFonts w:ascii="Times New Roman" w:hAnsi="Times New Roman"/>
-          <w:sz w:val="24"/>
-        </w:rPr>
-        <w:t>очи́сти</w:t>
-      </w:r>
-      <w:r>
-        <w:rPr>
-          <w:rFonts w:ascii="Times New Roman" w:hAnsi="Times New Roman"/>
-          <w:sz w:val="24"/>
-        </w:rPr>
-        <w:t xml:space="preserve"> нас від </w:t>
-      </w:r>
-      <w:r>
-        <w:rPr>
-          <w:rFonts w:ascii="Times New Roman" w:hAnsi="Times New Roman"/>
-          <w:sz w:val="24"/>
-        </w:rPr>
-        <w:t>уся́кої</w:t>
-      </w:r>
-      <w:r>
-        <w:rPr>
-          <w:rFonts w:ascii="Times New Roman" w:hAnsi="Times New Roman"/>
-          <w:sz w:val="24"/>
-        </w:rPr>
-        <w:t xml:space="preserve"> </w:t>
-      </w:r>
-      <w:r>
-        <w:rPr>
-          <w:rFonts w:ascii="Times New Roman" w:hAnsi="Times New Roman"/>
-          <w:sz w:val="24"/>
-        </w:rPr>
-        <w:t>скве́рни</w:t>
-      </w:r>
-      <w:r>
-        <w:rPr>
-          <w:rFonts w:ascii="Times New Roman" w:hAnsi="Times New Roman"/>
-          <w:sz w:val="24"/>
-        </w:rPr>
-        <w:t>,</w:t>
-      </w:r>
-      <w:r>
-        <w:rPr>
-          <w:rFonts w:ascii="Times New Roman" w:hAnsi="Times New Roman"/>
-          <w:sz w:val="24"/>
-        </w:rPr>
-        <w:t>*</w:t>
-      </w:r>
-      <w:r>
-        <w:rPr>
-          <w:rFonts w:ascii="Times New Roman" w:hAnsi="Times New Roman"/>
-          <w:sz w:val="24"/>
-        </w:rPr>
-        <w:t xml:space="preserve"> і спаси́, </w:t>
-      </w:r>
-      <w:r>
-        <w:rPr>
-          <w:rFonts w:ascii="Times New Roman" w:hAnsi="Times New Roman"/>
-          <w:sz w:val="24"/>
-        </w:rPr>
-        <w:t>благи́й</w:t>
-      </w:r>
-      <w:r>
-        <w:rPr>
-          <w:rFonts w:ascii="Times New Roman" w:hAnsi="Times New Roman"/>
-          <w:sz w:val="24"/>
-        </w:rPr>
-        <w:t xml:space="preserve">, </w:t>
-      </w:r>
-      <w:r>
-        <w:rPr>
-          <w:rFonts w:ascii="Times New Roman" w:hAnsi="Times New Roman"/>
-          <w:sz w:val="24"/>
-        </w:rPr>
-        <w:t>ду́ші</w:t>
-      </w:r>
-      <w:r>
-        <w:rPr>
-          <w:rFonts w:ascii="Times New Roman" w:hAnsi="Times New Roman"/>
-          <w:sz w:val="24"/>
-        </w:rPr>
-        <w:t xml:space="preserve"> </w:t>
-      </w:r>
-      <w:r>
-        <w:rPr>
-          <w:rFonts w:ascii="Times New Roman" w:hAnsi="Times New Roman"/>
-          <w:sz w:val="24"/>
-        </w:rPr>
-        <w:t>на́ші</w:t>
-      </w:r>
-      <w:r>
-        <w:rPr>
-          <w:rFonts w:ascii="Times New Roman" w:hAnsi="Times New Roman"/>
-          <w:sz w:val="24"/>
-        </w:rPr>
-        <w:t>.</w:t>
+        <w:rPr>
+          <w:rFonts w:ascii="Times New Roman" w:hAnsi="Times New Roman"/>
+          <w:sz w:val="24"/>
+        </w:rPr>
+      </w:pPr>
+      <w:r>
+        <w:rPr>
+          <w:rFonts w:ascii="Times New Roman" w:hAnsi="Times New Roman"/>
+          <w:sz w:val="24"/>
+        </w:rPr>
+        <w:t>Царю небесний, утішителю, Душе істини,* що всюди єси і все наповняєш,* скарбе дібр і життя подателю,* прийди і вселися в нас,* і очисти нас від усякої скверни,* і спаси, Благий, душі наші.</w:t>
       </w:r>
     </w:p>
     <w:p>
@@ -2192,186 +1922,30 @@
     </w:p>
     <w:p>
       <w:pPr>
-        <w:pStyle w:val="a"/>
-      </w:pPr>
-      <w:r>
-        <w:rPr>
-          <w:rFonts w:ascii="Times New Roman" w:hAnsi="Times New Roman"/>
-          <w:sz w:val="24"/>
-        </w:rPr>
-        <w:t>Бо́же</w:t>
-      </w:r>
-      <w:r>
-        <w:rPr>
-          <w:rFonts w:ascii="Times New Roman" w:hAnsi="Times New Roman"/>
-          <w:sz w:val="24"/>
-        </w:rPr>
-        <w:t xml:space="preserve">, будь </w:t>
-      </w:r>
-      <w:r>
-        <w:rPr>
-          <w:rFonts w:ascii="Times New Roman" w:hAnsi="Times New Roman"/>
-          <w:sz w:val="24"/>
-        </w:rPr>
-        <w:t>милости́вим</w:t>
-      </w:r>
-      <w:r>
-        <w:rPr>
-          <w:rFonts w:ascii="Times New Roman" w:hAnsi="Times New Roman"/>
-          <w:sz w:val="24"/>
-        </w:rPr>
-        <w:t xml:space="preserve"> до </w:t>
-      </w:r>
-      <w:r>
-        <w:rPr>
-          <w:rFonts w:ascii="Times New Roman" w:hAnsi="Times New Roman"/>
-          <w:sz w:val="24"/>
-        </w:rPr>
-        <w:t>ме́не</w:t>
-      </w:r>
-      <w:r>
-        <w:rPr>
-          <w:rFonts w:ascii="Times New Roman" w:hAnsi="Times New Roman"/>
-          <w:sz w:val="24"/>
-        </w:rPr>
-        <w:t xml:space="preserve">, </w:t>
-      </w:r>
-      <w:r>
-        <w:rPr>
-          <w:rFonts w:ascii="Times New Roman" w:hAnsi="Times New Roman"/>
-          <w:sz w:val="24"/>
-        </w:rPr>
-        <w:t>грі́шного</w:t>
-      </w:r>
-      <w:r>
-        <w:rPr>
-          <w:rFonts w:ascii="Times New Roman" w:hAnsi="Times New Roman"/>
-          <w:sz w:val="24"/>
-        </w:rPr>
-        <w:t>.</w:t>
-      </w:r>
-      <w:r>
-        <w:rPr>
-          <w:rFonts w:ascii="Times New Roman" w:hAnsi="Times New Roman"/>
-          <w:sz w:val="24"/>
-        </w:rPr>
-        <w:t xml:space="preserve"> </w:t>
-      </w:r>
-      <w:r>
-        <w:rPr>
-          <w:rFonts w:ascii="Times New Roman" w:hAnsi="Times New Roman"/>
-          <w:sz w:val="24"/>
-        </w:rPr>
-        <w:t>Бо́же</w:t>
-      </w:r>
-      <w:r>
-        <w:rPr>
-          <w:rFonts w:ascii="Times New Roman" w:hAnsi="Times New Roman"/>
-          <w:sz w:val="24"/>
-        </w:rPr>
-        <w:t xml:space="preserve">, </w:t>
-      </w:r>
-      <w:r>
-        <w:rPr>
-          <w:rFonts w:ascii="Times New Roman" w:hAnsi="Times New Roman"/>
-          <w:sz w:val="24"/>
-        </w:rPr>
-        <w:t>очи́сти</w:t>
-      </w:r>
-      <w:r>
-        <w:rPr>
-          <w:rFonts w:ascii="Times New Roman" w:hAnsi="Times New Roman"/>
-          <w:sz w:val="24"/>
-        </w:rPr>
-        <w:t xml:space="preserve"> мої́ гріхи́ і </w:t>
-      </w:r>
-      <w:r>
-        <w:rPr>
-          <w:rFonts w:ascii="Times New Roman" w:hAnsi="Times New Roman"/>
-          <w:sz w:val="24"/>
-        </w:rPr>
-        <w:t>поми́луй</w:t>
-      </w:r>
-      <w:r>
-        <w:rPr>
-          <w:rFonts w:ascii="Times New Roman" w:hAnsi="Times New Roman"/>
-          <w:sz w:val="24"/>
-        </w:rPr>
-        <w:t xml:space="preserve"> мене́.</w:t>
-      </w:r>
-      <w:r>
-        <w:rPr>
-          <w:rFonts w:ascii="Times New Roman" w:hAnsi="Times New Roman"/>
-          <w:sz w:val="24"/>
-        </w:rPr>
-        <w:t xml:space="preserve"> </w:t>
-      </w:r>
-      <w:r>
-        <w:rPr>
-          <w:rFonts w:ascii="Times New Roman" w:hAnsi="Times New Roman"/>
-          <w:sz w:val="24"/>
-        </w:rPr>
-        <w:t xml:space="preserve">Без числа́ </w:t>
-      </w:r>
-      <w:r>
-        <w:rPr>
-          <w:rFonts w:ascii="Times New Roman" w:hAnsi="Times New Roman"/>
-          <w:sz w:val="24"/>
-        </w:rPr>
-        <w:t>нагріши́в</w:t>
-      </w:r>
-      <w:r>
-        <w:rPr>
-          <w:rFonts w:ascii="Times New Roman" w:hAnsi="Times New Roman"/>
-          <w:sz w:val="24"/>
-        </w:rPr>
-        <w:t xml:space="preserve"> я, </w:t>
-      </w:r>
-      <w:r>
-        <w:rPr>
-          <w:rFonts w:ascii="Times New Roman" w:hAnsi="Times New Roman"/>
-          <w:sz w:val="24"/>
-        </w:rPr>
-        <w:t>Го́споди</w:t>
-      </w:r>
-      <w:r>
-        <w:rPr>
-          <w:rFonts w:ascii="Times New Roman" w:hAnsi="Times New Roman"/>
-          <w:sz w:val="24"/>
-        </w:rPr>
-        <w:t>, прости́ мені́</w:t>
-      </w:r>
-      <w:r>
-        <w:rPr>
-          <w:rFonts w:ascii="Times New Roman" w:hAnsi="Times New Roman"/>
-          <w:sz w:val="24"/>
-        </w:rPr>
-        <w:t xml:space="preserve">. </w:t>
-      </w:r>
-      <w:r>
-        <w:rPr>
-          <w:rFonts w:ascii="Times New Roman" w:hAnsi="Times New Roman"/>
-          <w:color w:val="FF0000"/>
-          <w:sz w:val="24"/>
-        </w:rPr>
-        <w:t>(</w:t>
-      </w:r>
-      <w:r>
-        <w:rPr>
-          <w:rFonts w:ascii="Times New Roman" w:hAnsi="Times New Roman"/>
-          <w:i/>
-          <w:color w:val="FF0000"/>
-          <w:sz w:val="24"/>
-        </w:rPr>
-        <w:t>12 малих поклонів</w:t>
-      </w:r>
-      <w:r>
-        <w:rPr>
-          <w:rFonts w:ascii="Times New Roman" w:hAnsi="Times New Roman"/>
-          <w:color w:val="FF0000"/>
-          <w:sz w:val="24"/>
-        </w:rPr>
-        <w:t>)</w:t>
+        <w:rPr>
+          <w:rFonts w:ascii="Times New Roman" w:hAnsi="Times New Roman"/>
+          <w:i/>
+          <w:iCs/>
+          <w:color w:val="FF0000"/>
+          <w:sz w:val="24"/>
+        </w:rPr>
+      </w:pPr>
+      <w:r>
+        <w:rPr>
+          <w:rFonts w:ascii="Times New Roman" w:hAnsi="Times New Roman"/>
+          <w:sz w:val="24"/>
+        </w:rPr>
+        <w:t xml:space="preserve">Боже, милостивий будь мені грішному! Боже, очисти мої гріхи і помилуй мене! Без числа нагрішив я, Господи, прости мені! </w:t>
+      </w:r>
+      <w:r>
+        <w:rPr>
+          <w:rFonts w:ascii="Times New Roman" w:hAnsi="Times New Roman"/>
+          <w:i/>
+          <w:iCs/>
+          <w:color w:val="FF0000"/>
+          <w:sz w:val="24"/>
+        </w:rPr>
+        <w:t>(12 малих поклонів).</w:t>
       </w:r>
     </w:p>
     <w:p>
@@ -2898,287 +2472,17 @@
     </w:p>
     <w:p>
       <w:pPr>
-        <w:pStyle w:val="a"/>
-      </w:pPr>
-      <w:r>
-        <w:rPr>
-          <w:rFonts w:ascii="Times New Roman" w:hAnsi="Times New Roman"/>
-          <w:sz w:val="24"/>
-        </w:rPr>
-        <w:t>Ца́рю</w:t>
-      </w:r>
-      <w:r>
-        <w:rPr>
-          <w:rFonts w:ascii="Times New Roman" w:hAnsi="Times New Roman"/>
-          <w:sz w:val="24"/>
-        </w:rPr>
-        <w:t xml:space="preserve"> </w:t>
-      </w:r>
-      <w:r>
-        <w:rPr>
-          <w:rFonts w:ascii="Times New Roman" w:hAnsi="Times New Roman"/>
-          <w:sz w:val="24"/>
-        </w:rPr>
-        <w:t>небе́сний</w:t>
-      </w:r>
-      <w:r>
-        <w:rPr>
-          <w:rFonts w:ascii="Times New Roman" w:hAnsi="Times New Roman"/>
-          <w:sz w:val="24"/>
-        </w:rPr>
-        <w:t xml:space="preserve">, </w:t>
-      </w:r>
-      <w:r>
-        <w:rPr>
-          <w:rFonts w:ascii="Times New Roman" w:hAnsi="Times New Roman"/>
-          <w:sz w:val="24"/>
-        </w:rPr>
-        <w:t>утіши́телю</w:t>
-      </w:r>
-      <w:r>
-        <w:rPr>
-          <w:rFonts w:ascii="Times New Roman" w:hAnsi="Times New Roman"/>
-          <w:sz w:val="24"/>
-        </w:rPr>
-        <w:t xml:space="preserve">, </w:t>
-      </w:r>
-      <w:r>
-        <w:rPr>
-          <w:rFonts w:ascii="Times New Roman" w:hAnsi="Times New Roman"/>
-          <w:sz w:val="24"/>
-        </w:rPr>
-        <w:t>Ду́ше</w:t>
-      </w:r>
-      <w:r>
-        <w:rPr>
-          <w:rFonts w:ascii="Times New Roman" w:hAnsi="Times New Roman"/>
-          <w:sz w:val="24"/>
-        </w:rPr>
-        <w:t xml:space="preserve"> íстини,</w:t>
-      </w:r>
-      <w:r>
-        <w:rPr>
-          <w:rFonts w:ascii="Times New Roman" w:hAnsi="Times New Roman"/>
-          <w:sz w:val="24"/>
-        </w:rPr>
-        <w:t>*</w:t>
-      </w:r>
-      <w:r>
-        <w:rPr>
-          <w:rFonts w:ascii="Times New Roman" w:hAnsi="Times New Roman"/>
-          <w:sz w:val="24"/>
-        </w:rPr>
-        <w:t xml:space="preserve"> що </w:t>
-      </w:r>
-      <w:r>
-        <w:rPr>
-          <w:rFonts w:ascii="Times New Roman" w:hAnsi="Times New Roman"/>
-          <w:sz w:val="24"/>
-        </w:rPr>
-        <w:t>всю́ди</w:t>
-      </w:r>
-      <w:r>
-        <w:rPr>
-          <w:rFonts w:ascii="Times New Roman" w:hAnsi="Times New Roman"/>
-          <w:sz w:val="24"/>
-        </w:rPr>
-        <w:t xml:space="preserve"> єси́ і все </w:t>
-      </w:r>
-      <w:r>
-        <w:rPr>
-          <w:rFonts w:ascii="Times New Roman" w:hAnsi="Times New Roman"/>
-          <w:sz w:val="24"/>
-        </w:rPr>
-        <w:t>наповня́єш</w:t>
-      </w:r>
-      <w:r>
-        <w:rPr>
-          <w:rFonts w:ascii="Times New Roman" w:hAnsi="Times New Roman"/>
-          <w:sz w:val="24"/>
-        </w:rPr>
-        <w:t>,</w:t>
-      </w:r>
-      <w:r>
-        <w:rPr>
-          <w:rFonts w:ascii="Times New Roman" w:hAnsi="Times New Roman"/>
-          <w:sz w:val="24"/>
-        </w:rPr>
-        <w:t>*</w:t>
-      </w:r>
-      <w:r>
-        <w:rPr>
-          <w:rFonts w:ascii="Times New Roman" w:hAnsi="Times New Roman"/>
-          <w:sz w:val="24"/>
-        </w:rPr>
-        <w:t xml:space="preserve"> </w:t>
-      </w:r>
-      <w:r>
-        <w:rPr>
-          <w:rFonts w:ascii="Times New Roman" w:hAnsi="Times New Roman"/>
-          <w:sz w:val="24"/>
-        </w:rPr>
-        <w:t>скарбни́це</w:t>
-      </w:r>
-      <w:r>
-        <w:rPr>
-          <w:rFonts w:ascii="Times New Roman" w:hAnsi="Times New Roman"/>
-          <w:sz w:val="24"/>
-        </w:rPr>
-        <w:t xml:space="preserve"> благ і життя́ </w:t>
-      </w:r>
-      <w:r>
-        <w:rPr>
-          <w:rFonts w:ascii="Times New Roman" w:hAnsi="Times New Roman"/>
-          <w:sz w:val="24"/>
-        </w:rPr>
-        <w:t>пода́телю</w:t>
-      </w:r>
-      <w:r>
-        <w:rPr>
-          <w:rFonts w:ascii="Times New Roman" w:hAnsi="Times New Roman"/>
-          <w:sz w:val="24"/>
-        </w:rPr>
-        <w:t>,</w:t>
-      </w:r>
-      <w:r>
-        <w:rPr>
-          <w:rFonts w:ascii="Times New Roman" w:hAnsi="Times New Roman"/>
-          <w:sz w:val="24"/>
-        </w:rPr>
-        <w:t>*</w:t>
-      </w:r>
-      <w:r>
-        <w:rPr>
-          <w:rFonts w:ascii="Times New Roman" w:hAnsi="Times New Roman"/>
-          <w:sz w:val="24"/>
-        </w:rPr>
-        <w:t xml:space="preserve"> прийди́, і </w:t>
-      </w:r>
-      <w:r>
-        <w:rPr>
-          <w:rFonts w:ascii="Times New Roman" w:hAnsi="Times New Roman"/>
-          <w:sz w:val="24"/>
-        </w:rPr>
-        <w:t>всели́ся</w:t>
-      </w:r>
-      <w:r>
-        <w:rPr>
-          <w:rFonts w:ascii="Times New Roman" w:hAnsi="Times New Roman"/>
-          <w:sz w:val="24"/>
-        </w:rPr>
-        <w:t xml:space="preserve"> в нас,</w:t>
-      </w:r>
-      <w:r>
-        <w:rPr>
-          <w:rFonts w:ascii="Times New Roman" w:hAnsi="Times New Roman"/>
-          <w:sz w:val="24"/>
-        </w:rPr>
-        <w:t>*</w:t>
-      </w:r>
-      <w:r>
-        <w:rPr>
-          <w:rFonts w:ascii="Times New Roman" w:hAnsi="Times New Roman"/>
-          <w:sz w:val="24"/>
-        </w:rPr>
-        <w:t xml:space="preserve"> і </w:t>
-      </w:r>
-      <w:r>
-        <w:rPr>
-          <w:rFonts w:ascii="Times New Roman" w:hAnsi="Times New Roman"/>
-          <w:sz w:val="24"/>
-        </w:rPr>
-        <w:t>очи́сти</w:t>
-      </w:r>
-      <w:r>
-        <w:rPr>
-          <w:rFonts w:ascii="Times New Roman" w:hAnsi="Times New Roman"/>
-          <w:sz w:val="24"/>
-        </w:rPr>
-        <w:t xml:space="preserve"> нас від </w:t>
-      </w:r>
-      <w:r>
-        <w:rPr>
-          <w:rFonts w:ascii="Times New Roman" w:hAnsi="Times New Roman"/>
-          <w:sz w:val="24"/>
-        </w:rPr>
-        <w:t>уся́кої</w:t>
-      </w:r>
-      <w:r>
-        <w:rPr>
-          <w:rFonts w:ascii="Times New Roman" w:hAnsi="Times New Roman"/>
-          <w:sz w:val="24"/>
-        </w:rPr>
-        <w:t xml:space="preserve"> </w:t>
-      </w:r>
-      <w:r>
-        <w:rPr>
-          <w:rFonts w:ascii="Times New Roman" w:hAnsi="Times New Roman"/>
-          <w:sz w:val="24"/>
-        </w:rPr>
-        <w:t>скве́рни</w:t>
-      </w:r>
-      <w:r>
-        <w:rPr>
-          <w:rFonts w:ascii="Times New Roman" w:hAnsi="Times New Roman"/>
-          <w:sz w:val="24"/>
-        </w:rPr>
-        <w:t>,</w:t>
-      </w:r>
-      <w:r>
-        <w:rPr>
-          <w:rFonts w:ascii="Times New Roman" w:hAnsi="Times New Roman"/>
-          <w:sz w:val="24"/>
-        </w:rPr>
-        <w:t>*</w:t>
-      </w:r>
-      <w:r>
-        <w:rPr>
-          <w:rFonts w:ascii="Times New Roman" w:hAnsi="Times New Roman"/>
-          <w:sz w:val="24"/>
-        </w:rPr>
-        <w:t xml:space="preserve"> і спаси́, </w:t>
-      </w:r>
-      <w:r>
-        <w:rPr>
-          <w:rFonts w:ascii="Times New Roman" w:hAnsi="Times New Roman"/>
-          <w:sz w:val="24"/>
-        </w:rPr>
-        <w:t>благи́й</w:t>
-      </w:r>
-      <w:r>
-        <w:rPr>
-          <w:rFonts w:ascii="Times New Roman" w:hAnsi="Times New Roman"/>
-          <w:sz w:val="24"/>
-        </w:rPr>
-        <w:t xml:space="preserve">, </w:t>
-      </w:r>
-      <w:r>
-        <w:rPr>
-          <w:rFonts w:ascii="Times New Roman" w:hAnsi="Times New Roman"/>
-          <w:sz w:val="24"/>
-        </w:rPr>
-        <w:t>ду́ші</w:t>
-      </w:r>
-      <w:r>
-        <w:rPr>
-          <w:rFonts w:ascii="Times New Roman" w:hAnsi="Times New Roman"/>
-          <w:sz w:val="24"/>
-        </w:rPr>
-        <w:t xml:space="preserve"> </w:t>
-      </w:r>
-      <w:r>
-        <w:rPr>
-          <w:rFonts w:ascii="Times New Roman" w:hAnsi="Times New Roman"/>
-          <w:sz w:val="24"/>
-        </w:rPr>
-        <w:t>на́ші</w:t>
-      </w:r>
-      <w:r>
-        <w:rPr>
-          <w:rFonts w:ascii="Times New Roman" w:hAnsi="Times New Roman"/>
-          <w:sz w:val="24"/>
-        </w:rPr>
-        <w:t>.</w:t>
+        <w:rPr>
+          <w:rFonts w:ascii="Times New Roman" w:hAnsi="Times New Roman"/>
+          <w:sz w:val="24"/>
+        </w:rPr>
+      </w:pPr>
+      <w:r>
+        <w:rPr>
+          <w:rFonts w:ascii="Times New Roman" w:hAnsi="Times New Roman"/>
+          <w:sz w:val="24"/>
+        </w:rPr>
+        <w:t>Царю небесний, утішителю, Душе істини,* що всюди єси і все наповняєш,* скарбе дібр і життя подателю,* прийди і вселися в нас,* і очисти нас від усякої скверни,* і спаси, Благий, душі наші.</w:t>
       </w:r>
     </w:p>
     <w:p>
@@ -5214,186 +4518,27 @@
     </w:p>
     <w:p>
       <w:pPr>
-        <w:pStyle w:val="a"/>
-      </w:pPr>
-      <w:r>
-        <w:rPr>
-          <w:rFonts w:ascii="Times New Roman" w:hAnsi="Times New Roman"/>
-          <w:sz w:val="24"/>
-        </w:rPr>
-        <w:t>Бо́же</w:t>
-      </w:r>
-      <w:r>
-        <w:rPr>
-          <w:rFonts w:ascii="Times New Roman" w:hAnsi="Times New Roman"/>
-          <w:sz w:val="24"/>
-        </w:rPr>
-        <w:t xml:space="preserve">, будь </w:t>
-      </w:r>
-      <w:r>
-        <w:rPr>
-          <w:rFonts w:ascii="Times New Roman" w:hAnsi="Times New Roman"/>
-          <w:sz w:val="24"/>
-        </w:rPr>
-        <w:t>милости́вим</w:t>
-      </w:r>
-      <w:r>
-        <w:rPr>
-          <w:rFonts w:ascii="Times New Roman" w:hAnsi="Times New Roman"/>
-          <w:sz w:val="24"/>
-        </w:rPr>
-        <w:t xml:space="preserve"> до </w:t>
-      </w:r>
-      <w:r>
-        <w:rPr>
-          <w:rFonts w:ascii="Times New Roman" w:hAnsi="Times New Roman"/>
-          <w:sz w:val="24"/>
-        </w:rPr>
-        <w:t>ме́не</w:t>
-      </w:r>
-      <w:r>
-        <w:rPr>
-          <w:rFonts w:ascii="Times New Roman" w:hAnsi="Times New Roman"/>
-          <w:sz w:val="24"/>
-        </w:rPr>
-        <w:t xml:space="preserve">, </w:t>
-      </w:r>
-      <w:r>
-        <w:rPr>
-          <w:rFonts w:ascii="Times New Roman" w:hAnsi="Times New Roman"/>
-          <w:sz w:val="24"/>
-        </w:rPr>
-        <w:t>грі́шного</w:t>
-      </w:r>
-      <w:r>
-        <w:rPr>
-          <w:rFonts w:ascii="Times New Roman" w:hAnsi="Times New Roman"/>
-          <w:sz w:val="24"/>
-        </w:rPr>
-        <w:t>.</w:t>
-      </w:r>
-      <w:r>
-        <w:rPr>
-          <w:rFonts w:ascii="Times New Roman" w:hAnsi="Times New Roman"/>
-          <w:sz w:val="24"/>
-        </w:rPr>
-        <w:t xml:space="preserve"> </w:t>
-      </w:r>
-      <w:r>
-        <w:rPr>
-          <w:rFonts w:ascii="Times New Roman" w:hAnsi="Times New Roman"/>
-          <w:sz w:val="24"/>
-        </w:rPr>
-        <w:t>Бо́же</w:t>
-      </w:r>
-      <w:r>
-        <w:rPr>
-          <w:rFonts w:ascii="Times New Roman" w:hAnsi="Times New Roman"/>
-          <w:sz w:val="24"/>
-        </w:rPr>
-        <w:t xml:space="preserve">, </w:t>
-      </w:r>
-      <w:r>
-        <w:rPr>
-          <w:rFonts w:ascii="Times New Roman" w:hAnsi="Times New Roman"/>
-          <w:sz w:val="24"/>
-        </w:rPr>
-        <w:t>очи́сти</w:t>
-      </w:r>
-      <w:r>
-        <w:rPr>
-          <w:rFonts w:ascii="Times New Roman" w:hAnsi="Times New Roman"/>
-          <w:sz w:val="24"/>
-        </w:rPr>
-        <w:t xml:space="preserve"> мої́ гріхи́ і </w:t>
-      </w:r>
-      <w:r>
-        <w:rPr>
-          <w:rFonts w:ascii="Times New Roman" w:hAnsi="Times New Roman"/>
-          <w:sz w:val="24"/>
-        </w:rPr>
-        <w:t>поми́луй</w:t>
-      </w:r>
-      <w:r>
-        <w:rPr>
-          <w:rFonts w:ascii="Times New Roman" w:hAnsi="Times New Roman"/>
-          <w:sz w:val="24"/>
-        </w:rPr>
-        <w:t xml:space="preserve"> мене́.</w:t>
-      </w:r>
-      <w:r>
-        <w:rPr>
-          <w:rFonts w:ascii="Times New Roman" w:hAnsi="Times New Roman"/>
-          <w:sz w:val="24"/>
-        </w:rPr>
-        <w:t xml:space="preserve"> </w:t>
-      </w:r>
-      <w:r>
-        <w:rPr>
-          <w:rFonts w:ascii="Times New Roman" w:hAnsi="Times New Roman"/>
-          <w:sz w:val="24"/>
-        </w:rPr>
-        <w:t xml:space="preserve">Без числа́ </w:t>
-      </w:r>
-      <w:r>
-        <w:rPr>
-          <w:rFonts w:ascii="Times New Roman" w:hAnsi="Times New Roman"/>
-          <w:sz w:val="24"/>
-        </w:rPr>
-        <w:t>нагріши́в</w:t>
-      </w:r>
-      <w:r>
-        <w:rPr>
-          <w:rFonts w:ascii="Times New Roman" w:hAnsi="Times New Roman"/>
-          <w:sz w:val="24"/>
-        </w:rPr>
-        <w:t xml:space="preserve"> я, </w:t>
-      </w:r>
-      <w:r>
-        <w:rPr>
-          <w:rFonts w:ascii="Times New Roman" w:hAnsi="Times New Roman"/>
-          <w:sz w:val="24"/>
-        </w:rPr>
-        <w:t>Го́споди</w:t>
-      </w:r>
-      <w:r>
-        <w:rPr>
-          <w:rFonts w:ascii="Times New Roman" w:hAnsi="Times New Roman"/>
-          <w:sz w:val="24"/>
-        </w:rPr>
-        <w:t>, прости́ мені́</w:t>
-      </w:r>
-      <w:r>
-        <w:rPr>
-          <w:rFonts w:ascii="Times New Roman" w:hAnsi="Times New Roman"/>
-          <w:sz w:val="24"/>
-        </w:rPr>
-        <w:t xml:space="preserve">. </w:t>
-      </w:r>
-      <w:r>
-        <w:rPr>
-          <w:rFonts w:ascii="Times New Roman" w:hAnsi="Times New Roman"/>
-          <w:color w:val="FF0000"/>
-          <w:sz w:val="24"/>
-        </w:rPr>
-        <w:t>(</w:t>
-      </w:r>
-      <w:r>
-        <w:rPr>
-          <w:rFonts w:ascii="Times New Roman" w:hAnsi="Times New Roman"/>
-          <w:i/>
-          <w:color w:val="FF0000"/>
-          <w:sz w:val="24"/>
-        </w:rPr>
-        <w:t>12 малих поклонів</w:t>
-      </w:r>
-      <w:r>
-        <w:rPr>
-          <w:rFonts w:ascii="Times New Roman" w:hAnsi="Times New Roman"/>
-          <w:color w:val="FF0000"/>
-          <w:sz w:val="24"/>
-        </w:rPr>
-        <w:t>)</w:t>
+        <w:rPr>
+          <w:rFonts w:ascii="Times New Roman" w:hAnsi="Times New Roman"/>
+          <w:sz w:val="24"/>
+        </w:rPr>
+      </w:pPr>
+      <w:r>
+        <w:rPr>
+          <w:rFonts w:ascii="Times New Roman" w:hAnsi="Times New Roman"/>
+          <w:sz w:val="24"/>
+        </w:rPr>
+        <w:t xml:space="preserve">Боже, милостивий будь мені грішному! Боже, очисти мої гріхи і помилуй мене! Без числа нагрішив я, Господи, прости мені! </w:t>
+      </w:r>
+      <w:r>
+        <w:rPr>
+          <w:rFonts w:ascii="Times New Roman" w:hAnsi="Times New Roman"/>
+          <w:i/>
+          <w:iCs/>
+          <w:color w:val="FF0000"/>
+          <w:sz w:val="24"/>
+        </w:rPr>
+        <w:t>(12 малих поклонів).</w:t>
       </w:r>
     </w:p>
     <w:p>
@@ -5953,287 +5098,17 @@
     </w:p>
     <w:p>
       <w:pPr>
-        <w:pStyle w:val="a"/>
-      </w:pPr>
-      <w:r>
-        <w:rPr>
-          <w:rFonts w:ascii="Times New Roman" w:hAnsi="Times New Roman"/>
-          <w:sz w:val="24"/>
-        </w:rPr>
-        <w:t>Ца́рю</w:t>
-      </w:r>
-      <w:r>
-        <w:rPr>
-          <w:rFonts w:ascii="Times New Roman" w:hAnsi="Times New Roman"/>
-          <w:sz w:val="24"/>
-        </w:rPr>
-        <w:t xml:space="preserve"> </w:t>
-      </w:r>
-      <w:r>
-        <w:rPr>
-          <w:rFonts w:ascii="Times New Roman" w:hAnsi="Times New Roman"/>
-          <w:sz w:val="24"/>
-        </w:rPr>
-        <w:t>небе́сний</w:t>
-      </w:r>
-      <w:r>
-        <w:rPr>
-          <w:rFonts w:ascii="Times New Roman" w:hAnsi="Times New Roman"/>
-          <w:sz w:val="24"/>
-        </w:rPr>
-        <w:t xml:space="preserve">, </w:t>
-      </w:r>
-      <w:r>
-        <w:rPr>
-          <w:rFonts w:ascii="Times New Roman" w:hAnsi="Times New Roman"/>
-          <w:sz w:val="24"/>
-        </w:rPr>
-        <w:t>утіши́телю</w:t>
-      </w:r>
-      <w:r>
-        <w:rPr>
-          <w:rFonts w:ascii="Times New Roman" w:hAnsi="Times New Roman"/>
-          <w:sz w:val="24"/>
-        </w:rPr>
-        <w:t xml:space="preserve">, </w:t>
-      </w:r>
-      <w:r>
-        <w:rPr>
-          <w:rFonts w:ascii="Times New Roman" w:hAnsi="Times New Roman"/>
-          <w:sz w:val="24"/>
-        </w:rPr>
-        <w:t>Ду́ше</w:t>
-      </w:r>
-      <w:r>
-        <w:rPr>
-          <w:rFonts w:ascii="Times New Roman" w:hAnsi="Times New Roman"/>
-          <w:sz w:val="24"/>
-        </w:rPr>
-        <w:t xml:space="preserve"> íстини,</w:t>
-      </w:r>
-      <w:r>
-        <w:rPr>
-          <w:rFonts w:ascii="Times New Roman" w:hAnsi="Times New Roman"/>
-          <w:sz w:val="24"/>
-        </w:rPr>
-        <w:t>*</w:t>
-      </w:r>
-      <w:r>
-        <w:rPr>
-          <w:rFonts w:ascii="Times New Roman" w:hAnsi="Times New Roman"/>
-          <w:sz w:val="24"/>
-        </w:rPr>
-        <w:t xml:space="preserve"> що </w:t>
-      </w:r>
-      <w:r>
-        <w:rPr>
-          <w:rFonts w:ascii="Times New Roman" w:hAnsi="Times New Roman"/>
-          <w:sz w:val="24"/>
-        </w:rPr>
-        <w:t>всю́ди</w:t>
-      </w:r>
-      <w:r>
-        <w:rPr>
-          <w:rFonts w:ascii="Times New Roman" w:hAnsi="Times New Roman"/>
-          <w:sz w:val="24"/>
-        </w:rPr>
-        <w:t xml:space="preserve"> єси́ і все </w:t>
-      </w:r>
-      <w:r>
-        <w:rPr>
-          <w:rFonts w:ascii="Times New Roman" w:hAnsi="Times New Roman"/>
-          <w:sz w:val="24"/>
-        </w:rPr>
-        <w:t>наповня́єш</w:t>
-      </w:r>
-      <w:r>
-        <w:rPr>
-          <w:rFonts w:ascii="Times New Roman" w:hAnsi="Times New Roman"/>
-          <w:sz w:val="24"/>
-        </w:rPr>
-        <w:t>,</w:t>
-      </w:r>
-      <w:r>
-        <w:rPr>
-          <w:rFonts w:ascii="Times New Roman" w:hAnsi="Times New Roman"/>
-          <w:sz w:val="24"/>
-        </w:rPr>
-        <w:t>*</w:t>
-      </w:r>
-      <w:r>
-        <w:rPr>
-          <w:rFonts w:ascii="Times New Roman" w:hAnsi="Times New Roman"/>
-          <w:sz w:val="24"/>
-        </w:rPr>
-        <w:t xml:space="preserve"> </w:t>
-      </w:r>
-      <w:r>
-        <w:rPr>
-          <w:rFonts w:ascii="Times New Roman" w:hAnsi="Times New Roman"/>
-          <w:sz w:val="24"/>
-        </w:rPr>
-        <w:t>скарбни́це</w:t>
-      </w:r>
-      <w:r>
-        <w:rPr>
-          <w:rFonts w:ascii="Times New Roman" w:hAnsi="Times New Roman"/>
-          <w:sz w:val="24"/>
-        </w:rPr>
-        <w:t xml:space="preserve"> благ і життя́ </w:t>
-      </w:r>
-      <w:r>
-        <w:rPr>
-          <w:rFonts w:ascii="Times New Roman" w:hAnsi="Times New Roman"/>
-          <w:sz w:val="24"/>
-        </w:rPr>
-        <w:t>пода́телю</w:t>
-      </w:r>
-      <w:r>
-        <w:rPr>
-          <w:rFonts w:ascii="Times New Roman" w:hAnsi="Times New Roman"/>
-          <w:sz w:val="24"/>
-        </w:rPr>
-        <w:t>,</w:t>
-      </w:r>
-      <w:r>
-        <w:rPr>
-          <w:rFonts w:ascii="Times New Roman" w:hAnsi="Times New Roman"/>
-          <w:sz w:val="24"/>
-        </w:rPr>
-        <w:t>*</w:t>
-      </w:r>
-      <w:r>
-        <w:rPr>
-          <w:rFonts w:ascii="Times New Roman" w:hAnsi="Times New Roman"/>
-          <w:sz w:val="24"/>
-        </w:rPr>
-        <w:t xml:space="preserve"> прийди́, і </w:t>
-      </w:r>
-      <w:r>
-        <w:rPr>
-          <w:rFonts w:ascii="Times New Roman" w:hAnsi="Times New Roman"/>
-          <w:sz w:val="24"/>
-        </w:rPr>
-        <w:t>всели́ся</w:t>
-      </w:r>
-      <w:r>
-        <w:rPr>
-          <w:rFonts w:ascii="Times New Roman" w:hAnsi="Times New Roman"/>
-          <w:sz w:val="24"/>
-        </w:rPr>
-        <w:t xml:space="preserve"> в нас,</w:t>
-      </w:r>
-      <w:r>
-        <w:rPr>
-          <w:rFonts w:ascii="Times New Roman" w:hAnsi="Times New Roman"/>
-          <w:sz w:val="24"/>
-        </w:rPr>
-        <w:t>*</w:t>
-      </w:r>
-      <w:r>
-        <w:rPr>
-          <w:rFonts w:ascii="Times New Roman" w:hAnsi="Times New Roman"/>
-          <w:sz w:val="24"/>
-        </w:rPr>
-        <w:t xml:space="preserve"> і </w:t>
-      </w:r>
-      <w:r>
-        <w:rPr>
-          <w:rFonts w:ascii="Times New Roman" w:hAnsi="Times New Roman"/>
-          <w:sz w:val="24"/>
-        </w:rPr>
-        <w:t>очи́сти</w:t>
-      </w:r>
-      <w:r>
-        <w:rPr>
-          <w:rFonts w:ascii="Times New Roman" w:hAnsi="Times New Roman"/>
-          <w:sz w:val="24"/>
-        </w:rPr>
-        <w:t xml:space="preserve"> нас від </w:t>
-      </w:r>
-      <w:r>
-        <w:rPr>
-          <w:rFonts w:ascii="Times New Roman" w:hAnsi="Times New Roman"/>
-          <w:sz w:val="24"/>
-        </w:rPr>
-        <w:t>уся́кої</w:t>
-      </w:r>
-      <w:r>
-        <w:rPr>
-          <w:rFonts w:ascii="Times New Roman" w:hAnsi="Times New Roman"/>
-          <w:sz w:val="24"/>
-        </w:rPr>
-        <w:t xml:space="preserve"> </w:t>
-      </w:r>
-      <w:r>
-        <w:rPr>
-          <w:rFonts w:ascii="Times New Roman" w:hAnsi="Times New Roman"/>
-          <w:sz w:val="24"/>
-        </w:rPr>
-        <w:t>скве́рни</w:t>
-      </w:r>
-      <w:r>
-        <w:rPr>
-          <w:rFonts w:ascii="Times New Roman" w:hAnsi="Times New Roman"/>
-          <w:sz w:val="24"/>
-        </w:rPr>
-        <w:t>,</w:t>
-      </w:r>
-      <w:r>
-        <w:rPr>
-          <w:rFonts w:ascii="Times New Roman" w:hAnsi="Times New Roman"/>
-          <w:sz w:val="24"/>
-        </w:rPr>
-        <w:t>*</w:t>
-      </w:r>
-      <w:r>
-        <w:rPr>
-          <w:rFonts w:ascii="Times New Roman" w:hAnsi="Times New Roman"/>
-          <w:sz w:val="24"/>
-        </w:rPr>
-        <w:t xml:space="preserve"> і спаси́, </w:t>
-      </w:r>
-      <w:r>
-        <w:rPr>
-          <w:rFonts w:ascii="Times New Roman" w:hAnsi="Times New Roman"/>
-          <w:sz w:val="24"/>
-        </w:rPr>
-        <w:t>благи́й</w:t>
-      </w:r>
-      <w:r>
-        <w:rPr>
-          <w:rFonts w:ascii="Times New Roman" w:hAnsi="Times New Roman"/>
-          <w:sz w:val="24"/>
-        </w:rPr>
-        <w:t xml:space="preserve">, </w:t>
-      </w:r>
-      <w:r>
-        <w:rPr>
-          <w:rFonts w:ascii="Times New Roman" w:hAnsi="Times New Roman"/>
-          <w:sz w:val="24"/>
-        </w:rPr>
-        <w:t>ду́ші</w:t>
-      </w:r>
-      <w:r>
-        <w:rPr>
-          <w:rFonts w:ascii="Times New Roman" w:hAnsi="Times New Roman"/>
-          <w:sz w:val="24"/>
-        </w:rPr>
-        <w:t xml:space="preserve"> </w:t>
-      </w:r>
-      <w:r>
-        <w:rPr>
-          <w:rFonts w:ascii="Times New Roman" w:hAnsi="Times New Roman"/>
-          <w:sz w:val="24"/>
-        </w:rPr>
-        <w:t>на́ші</w:t>
-      </w:r>
-      <w:r>
-        <w:rPr>
-          <w:rFonts w:ascii="Times New Roman" w:hAnsi="Times New Roman"/>
-          <w:sz w:val="24"/>
-        </w:rPr>
-        <w:t>.</w:t>
+        <w:rPr>
+          <w:rFonts w:ascii="Times New Roman" w:hAnsi="Times New Roman"/>
+          <w:sz w:val="24"/>
+        </w:rPr>
+      </w:pPr>
+      <w:r>
+        <w:rPr>
+          <w:rFonts w:ascii="Times New Roman" w:hAnsi="Times New Roman"/>
+          <w:sz w:val="24"/>
+        </w:rPr>
+        <w:t>Царю небесний, утішителю, Душе істини,* що всюди єси і все наповняєш,* скарбе дібр і життя подателю,* прийди і вселися в нас,* і очисти нас від усякої скверни,* і спаси, Благий, душі наші.</w:t>
       </w:r>
     </w:p>
     <w:p>
@@ -9097,186 +7972,27 @@
     </w:p>
     <w:p>
       <w:pPr>
-        <w:pStyle w:val="a"/>
-      </w:pPr>
-      <w:r>
-        <w:rPr>
-          <w:rFonts w:ascii="Times New Roman" w:hAnsi="Times New Roman"/>
-          <w:sz w:val="24"/>
-        </w:rPr>
-        <w:t>Бо́же</w:t>
-      </w:r>
-      <w:r>
-        <w:rPr>
-          <w:rFonts w:ascii="Times New Roman" w:hAnsi="Times New Roman"/>
-          <w:sz w:val="24"/>
-        </w:rPr>
-        <w:t xml:space="preserve">, будь </w:t>
-      </w:r>
-      <w:r>
-        <w:rPr>
-          <w:rFonts w:ascii="Times New Roman" w:hAnsi="Times New Roman"/>
-          <w:sz w:val="24"/>
-        </w:rPr>
-        <w:t>милости́вим</w:t>
-      </w:r>
-      <w:r>
-        <w:rPr>
-          <w:rFonts w:ascii="Times New Roman" w:hAnsi="Times New Roman"/>
-          <w:sz w:val="24"/>
-        </w:rPr>
-        <w:t xml:space="preserve"> до </w:t>
-      </w:r>
-      <w:r>
-        <w:rPr>
-          <w:rFonts w:ascii="Times New Roman" w:hAnsi="Times New Roman"/>
-          <w:sz w:val="24"/>
-        </w:rPr>
-        <w:t>ме́не</w:t>
-      </w:r>
-      <w:r>
-        <w:rPr>
-          <w:rFonts w:ascii="Times New Roman" w:hAnsi="Times New Roman"/>
-          <w:sz w:val="24"/>
-        </w:rPr>
-        <w:t xml:space="preserve">, </w:t>
-      </w:r>
-      <w:r>
-        <w:rPr>
-          <w:rFonts w:ascii="Times New Roman" w:hAnsi="Times New Roman"/>
-          <w:sz w:val="24"/>
-        </w:rPr>
-        <w:t>грі́шного</w:t>
-      </w:r>
-      <w:r>
-        <w:rPr>
-          <w:rFonts w:ascii="Times New Roman" w:hAnsi="Times New Roman"/>
-          <w:sz w:val="24"/>
-        </w:rPr>
-        <w:t>.</w:t>
-      </w:r>
-      <w:r>
-        <w:rPr>
-          <w:rFonts w:ascii="Times New Roman" w:hAnsi="Times New Roman"/>
-          <w:sz w:val="24"/>
-        </w:rPr>
-        <w:t xml:space="preserve"> </w:t>
-      </w:r>
-      <w:r>
-        <w:rPr>
-          <w:rFonts w:ascii="Times New Roman" w:hAnsi="Times New Roman"/>
-          <w:sz w:val="24"/>
-        </w:rPr>
-        <w:t>Бо́же</w:t>
-      </w:r>
-      <w:r>
-        <w:rPr>
-          <w:rFonts w:ascii="Times New Roman" w:hAnsi="Times New Roman"/>
-          <w:sz w:val="24"/>
-        </w:rPr>
-        <w:t xml:space="preserve">, </w:t>
-      </w:r>
-      <w:r>
-        <w:rPr>
-          <w:rFonts w:ascii="Times New Roman" w:hAnsi="Times New Roman"/>
-          <w:sz w:val="24"/>
-        </w:rPr>
-        <w:t>очи́сти</w:t>
-      </w:r>
-      <w:r>
-        <w:rPr>
-          <w:rFonts w:ascii="Times New Roman" w:hAnsi="Times New Roman"/>
-          <w:sz w:val="24"/>
-        </w:rPr>
-        <w:t xml:space="preserve"> мої́ гріхи́ і </w:t>
-      </w:r>
-      <w:r>
-        <w:rPr>
-          <w:rFonts w:ascii="Times New Roman" w:hAnsi="Times New Roman"/>
-          <w:sz w:val="24"/>
-        </w:rPr>
-        <w:t>поми́луй</w:t>
-      </w:r>
-      <w:r>
-        <w:rPr>
-          <w:rFonts w:ascii="Times New Roman" w:hAnsi="Times New Roman"/>
-          <w:sz w:val="24"/>
-        </w:rPr>
-        <w:t xml:space="preserve"> мене́.</w:t>
-      </w:r>
-      <w:r>
-        <w:rPr>
-          <w:rFonts w:ascii="Times New Roman" w:hAnsi="Times New Roman"/>
-          <w:sz w:val="24"/>
-        </w:rPr>
-        <w:t xml:space="preserve"> </w:t>
-      </w:r>
-      <w:r>
-        <w:rPr>
-          <w:rFonts w:ascii="Times New Roman" w:hAnsi="Times New Roman"/>
-          <w:sz w:val="24"/>
-        </w:rPr>
-        <w:t xml:space="preserve">Без числа́ </w:t>
-      </w:r>
-      <w:r>
-        <w:rPr>
-          <w:rFonts w:ascii="Times New Roman" w:hAnsi="Times New Roman"/>
-          <w:sz w:val="24"/>
-        </w:rPr>
-        <w:t>нагріши́в</w:t>
-      </w:r>
-      <w:r>
-        <w:rPr>
-          <w:rFonts w:ascii="Times New Roman" w:hAnsi="Times New Roman"/>
-          <w:sz w:val="24"/>
-        </w:rPr>
-        <w:t xml:space="preserve"> я, </w:t>
-      </w:r>
-      <w:r>
-        <w:rPr>
-          <w:rFonts w:ascii="Times New Roman" w:hAnsi="Times New Roman"/>
-          <w:sz w:val="24"/>
-        </w:rPr>
-        <w:t>Го́споди</w:t>
-      </w:r>
-      <w:r>
-        <w:rPr>
-          <w:rFonts w:ascii="Times New Roman" w:hAnsi="Times New Roman"/>
-          <w:sz w:val="24"/>
-        </w:rPr>
-        <w:t>, прости́ мені́</w:t>
-      </w:r>
-      <w:r>
-        <w:rPr>
-          <w:rFonts w:ascii="Times New Roman" w:hAnsi="Times New Roman"/>
-          <w:sz w:val="24"/>
-        </w:rPr>
-        <w:t xml:space="preserve">. </w:t>
-      </w:r>
-      <w:r>
-        <w:rPr>
-          <w:rFonts w:ascii="Times New Roman" w:hAnsi="Times New Roman"/>
-          <w:color w:val="FF0000"/>
-          <w:sz w:val="24"/>
-        </w:rPr>
-        <w:t>(</w:t>
-      </w:r>
-      <w:r>
-        <w:rPr>
-          <w:rFonts w:ascii="Times New Roman" w:hAnsi="Times New Roman"/>
-          <w:i/>
-          <w:color w:val="FF0000"/>
-          <w:sz w:val="24"/>
-        </w:rPr>
-        <w:t>12 малих поклонів</w:t>
-      </w:r>
-      <w:r>
-        <w:rPr>
-          <w:rFonts w:ascii="Times New Roman" w:hAnsi="Times New Roman"/>
-          <w:color w:val="FF0000"/>
-          <w:sz w:val="24"/>
-        </w:rPr>
-        <w:t>)</w:t>
+        <w:rPr>
+          <w:rFonts w:ascii="Times New Roman" w:hAnsi="Times New Roman"/>
+          <w:sz w:val="24"/>
+        </w:rPr>
+      </w:pPr>
+      <w:r>
+        <w:rPr>
+          <w:rFonts w:ascii="Times New Roman" w:hAnsi="Times New Roman"/>
+          <w:sz w:val="24"/>
+        </w:rPr>
+        <w:t xml:space="preserve">Боже, милостивий будь мені грішному! Боже, очисти мої гріхи і помилуй мене! Без числа нагрішив я, Господи, прости мені! </w:t>
+      </w:r>
+      <w:r>
+        <w:rPr>
+          <w:rFonts w:ascii="Times New Roman" w:hAnsi="Times New Roman"/>
+          <w:i/>
+          <w:iCs/>
+          <w:color w:val="FF0000"/>
+          <w:sz w:val="24"/>
+        </w:rPr>
+        <w:t>(12 малих поклонів).</w:t>
       </w:r>
     </w:p>
     <w:p>
@@ -9803,287 +8519,17 @@
     </w:p>
     <w:p>
       <w:pPr>
-        <w:pStyle w:val="a"/>
-      </w:pPr>
-      <w:r>
-        <w:rPr>
-          <w:rFonts w:ascii="Times New Roman" w:hAnsi="Times New Roman"/>
-          <w:sz w:val="24"/>
-        </w:rPr>
-        <w:t>Ца́рю</w:t>
-      </w:r>
-      <w:r>
-        <w:rPr>
-          <w:rFonts w:ascii="Times New Roman" w:hAnsi="Times New Roman"/>
-          <w:sz w:val="24"/>
-        </w:rPr>
-        <w:t xml:space="preserve"> </w:t>
-      </w:r>
-      <w:r>
-        <w:rPr>
-          <w:rFonts w:ascii="Times New Roman" w:hAnsi="Times New Roman"/>
-          <w:sz w:val="24"/>
-        </w:rPr>
-        <w:t>небе́сний</w:t>
-      </w:r>
-      <w:r>
-        <w:rPr>
-          <w:rFonts w:ascii="Times New Roman" w:hAnsi="Times New Roman"/>
-          <w:sz w:val="24"/>
-        </w:rPr>
-        <w:t xml:space="preserve">, </w:t>
-      </w:r>
-      <w:r>
-        <w:rPr>
-          <w:rFonts w:ascii="Times New Roman" w:hAnsi="Times New Roman"/>
-          <w:sz w:val="24"/>
-        </w:rPr>
-        <w:t>утіши́телю</w:t>
-      </w:r>
-      <w:r>
-        <w:rPr>
-          <w:rFonts w:ascii="Times New Roman" w:hAnsi="Times New Roman"/>
-          <w:sz w:val="24"/>
-        </w:rPr>
-        <w:t xml:space="preserve">, </w:t>
-      </w:r>
-      <w:r>
-        <w:rPr>
-          <w:rFonts w:ascii="Times New Roman" w:hAnsi="Times New Roman"/>
-          <w:sz w:val="24"/>
-        </w:rPr>
-        <w:t>Ду́ше</w:t>
-      </w:r>
-      <w:r>
-        <w:rPr>
-          <w:rFonts w:ascii="Times New Roman" w:hAnsi="Times New Roman"/>
-          <w:sz w:val="24"/>
-        </w:rPr>
-        <w:t xml:space="preserve"> íстини,</w:t>
-      </w:r>
-      <w:r>
-        <w:rPr>
-          <w:rFonts w:ascii="Times New Roman" w:hAnsi="Times New Roman"/>
-          <w:sz w:val="24"/>
-        </w:rPr>
-        <w:t>*</w:t>
-      </w:r>
-      <w:r>
-        <w:rPr>
-          <w:rFonts w:ascii="Times New Roman" w:hAnsi="Times New Roman"/>
-          <w:sz w:val="24"/>
-        </w:rPr>
-        <w:t xml:space="preserve"> що </w:t>
-      </w:r>
-      <w:r>
-        <w:rPr>
-          <w:rFonts w:ascii="Times New Roman" w:hAnsi="Times New Roman"/>
-          <w:sz w:val="24"/>
-        </w:rPr>
-        <w:t>всю́ди</w:t>
-      </w:r>
-      <w:r>
-        <w:rPr>
-          <w:rFonts w:ascii="Times New Roman" w:hAnsi="Times New Roman"/>
-          <w:sz w:val="24"/>
-        </w:rPr>
-        <w:t xml:space="preserve"> єси́ і все </w:t>
-      </w:r>
-      <w:r>
-        <w:rPr>
-          <w:rFonts w:ascii="Times New Roman" w:hAnsi="Times New Roman"/>
-          <w:sz w:val="24"/>
-        </w:rPr>
-        <w:t>наповня́єш</w:t>
-      </w:r>
-      <w:r>
-        <w:rPr>
-          <w:rFonts w:ascii="Times New Roman" w:hAnsi="Times New Roman"/>
-          <w:sz w:val="24"/>
-        </w:rPr>
-        <w:t>,</w:t>
-      </w:r>
-      <w:r>
-        <w:rPr>
-          <w:rFonts w:ascii="Times New Roman" w:hAnsi="Times New Roman"/>
-          <w:sz w:val="24"/>
-        </w:rPr>
-        <w:t>*</w:t>
-      </w:r>
-      <w:r>
-        <w:rPr>
-          <w:rFonts w:ascii="Times New Roman" w:hAnsi="Times New Roman"/>
-          <w:sz w:val="24"/>
-        </w:rPr>
-        <w:t xml:space="preserve"> </w:t>
-      </w:r>
-      <w:r>
-        <w:rPr>
-          <w:rFonts w:ascii="Times New Roman" w:hAnsi="Times New Roman"/>
-          <w:sz w:val="24"/>
-        </w:rPr>
-        <w:t>скарбни́це</w:t>
-      </w:r>
-      <w:r>
-        <w:rPr>
-          <w:rFonts w:ascii="Times New Roman" w:hAnsi="Times New Roman"/>
-          <w:sz w:val="24"/>
-        </w:rPr>
-        <w:t xml:space="preserve"> благ і життя́ </w:t>
-      </w:r>
-      <w:r>
-        <w:rPr>
-          <w:rFonts w:ascii="Times New Roman" w:hAnsi="Times New Roman"/>
-          <w:sz w:val="24"/>
-        </w:rPr>
-        <w:t>пода́телю</w:t>
-      </w:r>
-      <w:r>
-        <w:rPr>
-          <w:rFonts w:ascii="Times New Roman" w:hAnsi="Times New Roman"/>
-          <w:sz w:val="24"/>
-        </w:rPr>
-        <w:t>,</w:t>
-      </w:r>
-      <w:r>
-        <w:rPr>
-          <w:rFonts w:ascii="Times New Roman" w:hAnsi="Times New Roman"/>
-          <w:sz w:val="24"/>
-        </w:rPr>
-        <w:t>*</w:t>
-      </w:r>
-      <w:r>
-        <w:rPr>
-          <w:rFonts w:ascii="Times New Roman" w:hAnsi="Times New Roman"/>
-          <w:sz w:val="24"/>
-        </w:rPr>
-        <w:t xml:space="preserve"> прийди́, і </w:t>
-      </w:r>
-      <w:r>
-        <w:rPr>
-          <w:rFonts w:ascii="Times New Roman" w:hAnsi="Times New Roman"/>
-          <w:sz w:val="24"/>
-        </w:rPr>
-        <w:t>всели́ся</w:t>
-      </w:r>
-      <w:r>
-        <w:rPr>
-          <w:rFonts w:ascii="Times New Roman" w:hAnsi="Times New Roman"/>
-          <w:sz w:val="24"/>
-        </w:rPr>
-        <w:t xml:space="preserve"> в нас,</w:t>
-      </w:r>
-      <w:r>
-        <w:rPr>
-          <w:rFonts w:ascii="Times New Roman" w:hAnsi="Times New Roman"/>
-          <w:sz w:val="24"/>
-        </w:rPr>
-        <w:t>*</w:t>
-      </w:r>
-      <w:r>
-        <w:rPr>
-          <w:rFonts w:ascii="Times New Roman" w:hAnsi="Times New Roman"/>
-          <w:sz w:val="24"/>
-        </w:rPr>
-        <w:t xml:space="preserve"> і </w:t>
-      </w:r>
-      <w:r>
-        <w:rPr>
-          <w:rFonts w:ascii="Times New Roman" w:hAnsi="Times New Roman"/>
-          <w:sz w:val="24"/>
-        </w:rPr>
-        <w:t>очи́сти</w:t>
-      </w:r>
-      <w:r>
-        <w:rPr>
-          <w:rFonts w:ascii="Times New Roman" w:hAnsi="Times New Roman"/>
-          <w:sz w:val="24"/>
-        </w:rPr>
-        <w:t xml:space="preserve"> нас від </w:t>
-      </w:r>
-      <w:r>
-        <w:rPr>
-          <w:rFonts w:ascii="Times New Roman" w:hAnsi="Times New Roman"/>
-          <w:sz w:val="24"/>
-        </w:rPr>
-        <w:t>уся́кої</w:t>
-      </w:r>
-      <w:r>
-        <w:rPr>
-          <w:rFonts w:ascii="Times New Roman" w:hAnsi="Times New Roman"/>
-          <w:sz w:val="24"/>
-        </w:rPr>
-        <w:t xml:space="preserve"> </w:t>
-      </w:r>
-      <w:r>
-        <w:rPr>
-          <w:rFonts w:ascii="Times New Roman" w:hAnsi="Times New Roman"/>
-          <w:sz w:val="24"/>
-        </w:rPr>
-        <w:t>скве́рни</w:t>
-      </w:r>
-      <w:r>
-        <w:rPr>
-          <w:rFonts w:ascii="Times New Roman" w:hAnsi="Times New Roman"/>
-          <w:sz w:val="24"/>
-        </w:rPr>
-        <w:t>,</w:t>
-      </w:r>
-      <w:r>
-        <w:rPr>
-          <w:rFonts w:ascii="Times New Roman" w:hAnsi="Times New Roman"/>
-          <w:sz w:val="24"/>
-        </w:rPr>
-        <w:t>*</w:t>
-      </w:r>
-      <w:r>
-        <w:rPr>
-          <w:rFonts w:ascii="Times New Roman" w:hAnsi="Times New Roman"/>
-          <w:sz w:val="24"/>
-        </w:rPr>
-        <w:t xml:space="preserve"> і спаси́, </w:t>
-      </w:r>
-      <w:r>
-        <w:rPr>
-          <w:rFonts w:ascii="Times New Roman" w:hAnsi="Times New Roman"/>
-          <w:sz w:val="24"/>
-        </w:rPr>
-        <w:t>благи́й</w:t>
-      </w:r>
-      <w:r>
-        <w:rPr>
-          <w:rFonts w:ascii="Times New Roman" w:hAnsi="Times New Roman"/>
-          <w:sz w:val="24"/>
-        </w:rPr>
-        <w:t xml:space="preserve">, </w:t>
-      </w:r>
-      <w:r>
-        <w:rPr>
-          <w:rFonts w:ascii="Times New Roman" w:hAnsi="Times New Roman"/>
-          <w:sz w:val="24"/>
-        </w:rPr>
-        <w:t>ду́ші</w:t>
-      </w:r>
-      <w:r>
-        <w:rPr>
-          <w:rFonts w:ascii="Times New Roman" w:hAnsi="Times New Roman"/>
-          <w:sz w:val="24"/>
-        </w:rPr>
-        <w:t xml:space="preserve"> </w:t>
-      </w:r>
-      <w:r>
-        <w:rPr>
-          <w:rFonts w:ascii="Times New Roman" w:hAnsi="Times New Roman"/>
-          <w:sz w:val="24"/>
-        </w:rPr>
-        <w:t>на́ші</w:t>
-      </w:r>
-      <w:r>
-        <w:rPr>
-          <w:rFonts w:ascii="Times New Roman" w:hAnsi="Times New Roman"/>
-          <w:sz w:val="24"/>
-        </w:rPr>
-        <w:t>.</w:t>
+        <w:rPr>
+          <w:rFonts w:ascii="Times New Roman" w:hAnsi="Times New Roman"/>
+          <w:sz w:val="24"/>
+        </w:rPr>
+      </w:pPr>
+      <w:r>
+        <w:rPr>
+          <w:rFonts w:ascii="Times New Roman" w:hAnsi="Times New Roman"/>
+          <w:sz w:val="24"/>
+        </w:rPr>
+        <w:t>Царю небесний, утішителю, Душе істини,* що всюди єси і все наповняєш,* скарбе дібр і життя подателю,* прийди і вселися в нас,* і очисти нас від усякої скверни,* і спаси, Благий, душі наші.</w:t>
       </w:r>
     </w:p>
     <w:p>
@@ -11889,186 +10335,27 @@
     </w:p>
     <w:p>
       <w:pPr>
-        <w:pStyle w:val="a"/>
-      </w:pPr>
-      <w:r>
-        <w:rPr>
-          <w:rFonts w:ascii="Times New Roman" w:hAnsi="Times New Roman"/>
-          <w:sz w:val="24"/>
-        </w:rPr>
-        <w:t>Бо́же</w:t>
-      </w:r>
-      <w:r>
-        <w:rPr>
-          <w:rFonts w:ascii="Times New Roman" w:hAnsi="Times New Roman"/>
-          <w:sz w:val="24"/>
-        </w:rPr>
-        <w:t xml:space="preserve">, будь </w:t>
-      </w:r>
-      <w:r>
-        <w:rPr>
-          <w:rFonts w:ascii="Times New Roman" w:hAnsi="Times New Roman"/>
-          <w:sz w:val="24"/>
-        </w:rPr>
-        <w:t>милости́вим</w:t>
-      </w:r>
-      <w:r>
-        <w:rPr>
-          <w:rFonts w:ascii="Times New Roman" w:hAnsi="Times New Roman"/>
-          <w:sz w:val="24"/>
-        </w:rPr>
-        <w:t xml:space="preserve"> до </w:t>
-      </w:r>
-      <w:r>
-        <w:rPr>
-          <w:rFonts w:ascii="Times New Roman" w:hAnsi="Times New Roman"/>
-          <w:sz w:val="24"/>
-        </w:rPr>
-        <w:t>ме́не</w:t>
-      </w:r>
-      <w:r>
-        <w:rPr>
-          <w:rFonts w:ascii="Times New Roman" w:hAnsi="Times New Roman"/>
-          <w:sz w:val="24"/>
-        </w:rPr>
-        <w:t xml:space="preserve">, </w:t>
-      </w:r>
-      <w:r>
-        <w:rPr>
-          <w:rFonts w:ascii="Times New Roman" w:hAnsi="Times New Roman"/>
-          <w:sz w:val="24"/>
-        </w:rPr>
-        <w:t>грі́шного</w:t>
-      </w:r>
-      <w:r>
-        <w:rPr>
-          <w:rFonts w:ascii="Times New Roman" w:hAnsi="Times New Roman"/>
-          <w:sz w:val="24"/>
-        </w:rPr>
-        <w:t>.</w:t>
-      </w:r>
-      <w:r>
-        <w:rPr>
-          <w:rFonts w:ascii="Times New Roman" w:hAnsi="Times New Roman"/>
-          <w:sz w:val="24"/>
-        </w:rPr>
-        <w:t xml:space="preserve"> </w:t>
-      </w:r>
-      <w:r>
-        <w:rPr>
-          <w:rFonts w:ascii="Times New Roman" w:hAnsi="Times New Roman"/>
-          <w:sz w:val="24"/>
-        </w:rPr>
-        <w:t>Бо́же</w:t>
-      </w:r>
-      <w:r>
-        <w:rPr>
-          <w:rFonts w:ascii="Times New Roman" w:hAnsi="Times New Roman"/>
-          <w:sz w:val="24"/>
-        </w:rPr>
-        <w:t xml:space="preserve">, </w:t>
-      </w:r>
-      <w:r>
-        <w:rPr>
-          <w:rFonts w:ascii="Times New Roman" w:hAnsi="Times New Roman"/>
-          <w:sz w:val="24"/>
-        </w:rPr>
-        <w:t>очи́сти</w:t>
-      </w:r>
-      <w:r>
-        <w:rPr>
-          <w:rFonts w:ascii="Times New Roman" w:hAnsi="Times New Roman"/>
-          <w:sz w:val="24"/>
-        </w:rPr>
-        <w:t xml:space="preserve"> мої́ гріхи́ і </w:t>
-      </w:r>
-      <w:r>
-        <w:rPr>
-          <w:rFonts w:ascii="Times New Roman" w:hAnsi="Times New Roman"/>
-          <w:sz w:val="24"/>
-        </w:rPr>
-        <w:t>поми́луй</w:t>
-      </w:r>
-      <w:r>
-        <w:rPr>
-          <w:rFonts w:ascii="Times New Roman" w:hAnsi="Times New Roman"/>
-          <w:sz w:val="24"/>
-        </w:rPr>
-        <w:t xml:space="preserve"> мене́.</w:t>
-      </w:r>
-      <w:r>
-        <w:rPr>
-          <w:rFonts w:ascii="Times New Roman" w:hAnsi="Times New Roman"/>
-          <w:sz w:val="24"/>
-        </w:rPr>
-        <w:t xml:space="preserve"> </w:t>
-      </w:r>
-      <w:r>
-        <w:rPr>
-          <w:rFonts w:ascii="Times New Roman" w:hAnsi="Times New Roman"/>
-          <w:sz w:val="24"/>
-        </w:rPr>
-        <w:t xml:space="preserve">Без числа́ </w:t>
-      </w:r>
-      <w:r>
-        <w:rPr>
-          <w:rFonts w:ascii="Times New Roman" w:hAnsi="Times New Roman"/>
-          <w:sz w:val="24"/>
-        </w:rPr>
-        <w:t>нагріши́в</w:t>
-      </w:r>
-      <w:r>
-        <w:rPr>
-          <w:rFonts w:ascii="Times New Roman" w:hAnsi="Times New Roman"/>
-          <w:sz w:val="24"/>
-        </w:rPr>
-        <w:t xml:space="preserve"> я, </w:t>
-      </w:r>
-      <w:r>
-        <w:rPr>
-          <w:rFonts w:ascii="Times New Roman" w:hAnsi="Times New Roman"/>
-          <w:sz w:val="24"/>
-        </w:rPr>
-        <w:t>Го́споди</w:t>
-      </w:r>
-      <w:r>
-        <w:rPr>
-          <w:rFonts w:ascii="Times New Roman" w:hAnsi="Times New Roman"/>
-          <w:sz w:val="24"/>
-        </w:rPr>
-        <w:t>, прости́ мені́</w:t>
-      </w:r>
-      <w:r>
-        <w:rPr>
-          <w:rFonts w:ascii="Times New Roman" w:hAnsi="Times New Roman"/>
-          <w:sz w:val="24"/>
-        </w:rPr>
-        <w:t xml:space="preserve">. </w:t>
-      </w:r>
-      <w:r>
-        <w:rPr>
-          <w:rFonts w:ascii="Times New Roman" w:hAnsi="Times New Roman"/>
-          <w:color w:val="FF0000"/>
-          <w:sz w:val="24"/>
-        </w:rPr>
-        <w:t>(</w:t>
-      </w:r>
-      <w:r>
-        <w:rPr>
-          <w:rFonts w:ascii="Times New Roman" w:hAnsi="Times New Roman"/>
-          <w:i/>
-          <w:color w:val="FF0000"/>
-          <w:sz w:val="24"/>
-        </w:rPr>
-        <w:t>12 малих поклонів</w:t>
-      </w:r>
-      <w:r>
-        <w:rPr>
-          <w:rFonts w:ascii="Times New Roman" w:hAnsi="Times New Roman"/>
-          <w:color w:val="FF0000"/>
-          <w:sz w:val="24"/>
-        </w:rPr>
-        <w:t>)</w:t>
+        <w:rPr>
+          <w:rFonts w:ascii="Times New Roman" w:hAnsi="Times New Roman"/>
+          <w:sz w:val="24"/>
+        </w:rPr>
+      </w:pPr>
+      <w:r>
+        <w:rPr>
+          <w:rFonts w:ascii="Times New Roman" w:hAnsi="Times New Roman"/>
+          <w:sz w:val="24"/>
+        </w:rPr>
+        <w:t xml:space="preserve">Боже, милостивий будь мені грішному! Боже, очисти мої гріхи і помилуй мене! Без числа нагрішив я, Господи, прости мені! </w:t>
+      </w:r>
+      <w:r>
+        <w:rPr>
+          <w:rFonts w:ascii="Times New Roman" w:hAnsi="Times New Roman"/>
+          <w:i/>
+          <w:iCs/>
+          <w:color w:val="FF0000"/>
+          <w:sz w:val="24"/>
+        </w:rPr>
+        <w:t>(12 малих поклонів).</w:t>
       </w:r>
     </w:p>
     <w:p>
